--- a/docs/governance/guide-gouvernance-it.docx
+++ b/docs/governance/guide-gouvernance-it.docx
@@ -31,7 +31,7 @@
         <w:pStyle w:val="Date"/>
       </w:pPr>
       <w:r>
-        <w:t xml:space="preserve">Versione 1.1 — 5 giugno 2026</w:t>
+        <w:t xml:space="preserve">Versione 1.2 — 1º settembre 2026</w:t>
       </w:r>
     </w:p>
     <w:bookmarkStart w:id="13" w:name="prefazione"/>
@@ -2413,13 +2413,13 @@
       </w:r>
     </w:p>
     <w:bookmarkEnd w:id="28"/>
-    <w:bookmarkStart w:id="29" w:name="i-cinque-statuti-di-una-membership"/>
+    <w:bookmarkStart w:id="29" w:name="gli-statuti-di-una-membership"/>
     <w:p>
       <w:pPr>
         <w:pStyle w:val="Heading2"/>
       </w:pPr>
       <w:r>
-        <w:t xml:space="preserve">3.2. I cinque statuti di una membership</w:t>
+        <w:t xml:space="preserve">3.2. Gli statuti di una membership</w:t>
       </w:r>
     </w:p>
     <w:p>
@@ -2458,7 +2458,7 @@
         <w:t xml:space="preserve"> </w:t>
       </w:r>
       <w:r>
-        <w:t xml:space="preserve">che esprime lo stato della delega in un dato momento. Sono possibili cinque statuti:</w:t>
+        <w:t xml:space="preserve">che esprime lo stato della delega in un dato momento. Gli statuti che riguardano la governance:</w:t>
       </w:r>
     </w:p>
     <w:p>
@@ -2490,7 +2490,7 @@
           <w:b/>
           <w:bCs/>
         </w:rPr>
-        <w:t xml:space="preserve">pending</w:t>
+        <w:t xml:space="preserve">pending_validation</w:t>
       </w:r>
       <w:r>
         <w:t xml:space="preserve"> </w:t>
@@ -2612,13 +2612,80 @@
         <w:rPr>
           <w:rStyle w:val="VerbatimChar"/>
         </w:rPr>
+        <w:t xml:space="preserve">removed</w:t>
+      </w:r>
+      <w:r>
+        <w:t xml:space="preserve"> </w:t>
+      </w:r>
+      <w:r>
+        <w:t xml:space="preserve">a J+7.</w:t>
+      </w:r>
+    </w:p>
+    <w:p>
+      <w:pPr>
+        <w:pStyle w:val="BodyText"/>
+      </w:pPr>
+      <w:r>
+        <w:rPr>
+          <w:rStyle w:val="VerbatimChar"/>
+          <w:b/>
+          <w:bCs/>
+        </w:rPr>
+        <w:t xml:space="preserve">vacated</w:t>
+      </w:r>
+      <w:r>
+        <w:t xml:space="preserve"> </w:t>
+      </w:r>
+      <w:r>
+        <w:t xml:space="preserve">—</w:t>
+      </w:r>
+      <w:r>
+        <w:t xml:space="preserve"> </w:t>
+      </w:r>
+      <w:r>
+        <w:rPr>
+          <w:b/>
+          <w:bCs/>
+        </w:rPr>
+        <w:t xml:space="preserve">Ruolo lasciato volontariamente.</w:t>
+      </w:r>
+      <w:r>
+        <w:t xml:space="preserve"> </w:t>
+      </w:r>
+      <w:r>
+        <w:t xml:space="preserve">Posto dall’auto-retrocessione (« passo il testimone », diritto P3). La persona ha deciso — questo statuto dice precisamente questo, e nient’altro.</w:t>
+      </w:r>
+      <w:r>
+        <w:t xml:space="preserve"> </w:t>
+      </w:r>
+      <w:r>
+        <w:rPr>
+          <w:i/>
+          <w:iCs/>
+        </w:rPr>
+        <w:t xml:space="preserve">(Distinzione introdotta il 01/09/2026: prima di quella data, l’uscita volontaria poneva</w:t>
+      </w:r>
+      <w:r>
+        <w:rPr>
+          <w:i/>
+          <w:iCs/>
+        </w:rPr>
+        <w:t xml:space="preserve"> </w:t>
+      </w:r>
+      <w:r>
+        <w:rPr>
+          <w:rStyle w:val="VerbatimChar"/>
+          <w:i/>
+          <w:iCs/>
+        </w:rPr>
         <w:t xml:space="preserve">inactive</w:t>
       </w:r>
       <w:r>
-        <w:t xml:space="preserve"> </w:t>
-      </w:r>
-      <w:r>
-        <w:t xml:space="preserve">a J+7.</w:t>
+        <w:rPr>
+          <w:i/>
+          <w:iCs/>
+        </w:rPr>
+        <w:t xml:space="preserve">, confondendola con un account abbandonato.)</w:t>
       </w:r>
     </w:p>
     <w:p>
@@ -2631,13 +2698,133 @@
           <w:b/>
           <w:bCs/>
         </w:rPr>
+        <w:t xml:space="preserve">removed</w:t>
+      </w:r>
+      <w:r>
+        <w:t xml:space="preserve"> </w:t>
+      </w:r>
+      <w:r>
+        <w:t xml:space="preserve">— Membership chiusa da una decisione o da un meccanismo del SIGB: fine della carenza di un ritiro (J+7), o chiusura della riga di rango inferiore in una promozione (ruolo esclusivo, cfr. §5.6).</w:t>
+      </w:r>
+    </w:p>
+    <w:p>
+      <w:pPr>
+        <w:pStyle w:val="BodyText"/>
+      </w:pPr>
+      <w:r>
+        <w:rPr>
+          <w:rStyle w:val="VerbatimChar"/>
+          <w:b/>
+          <w:bCs/>
+        </w:rPr>
         <w:t xml:space="preserve">inactive</w:t>
       </w:r>
       <w:r>
         <w:t xml:space="preserve"> </w:t>
       </w:r>
       <w:r>
-        <w:t xml:space="preserve">— Membership chiusa. La persona non fa più parte del team. Nessun accesso. Diverse origini possibili: uscita volontaria, fine del periodo di carenza, account abbandonato (automatico a 9 mesi).</w:t>
+        <w:t xml:space="preserve">—</w:t>
+      </w:r>
+      <w:r>
+        <w:t xml:space="preserve"> </w:t>
+      </w:r>
+      <w:r>
+        <w:rPr>
+          <w:b/>
+          <w:bCs/>
+        </w:rPr>
+        <w:t xml:space="preserve">Account abbandonato.</w:t>
+      </w:r>
+      <w:r>
+        <w:t xml:space="preserve"> </w:t>
+      </w:r>
+      <w:r>
+        <w:t xml:space="preserve">Posto unicamente dal cron di uscita automatica, dopo 9 mesi senza connessione (T9). La persona non ha deciso nulla: è scomparsa.</w:t>
+      </w:r>
+    </w:p>
+    <w:p>
+      <w:pPr>
+        <w:pStyle w:val="BodyText"/>
+      </w:pPr>
+      <w:r>
+        <w:rPr>
+          <w:i/>
+          <w:iCs/>
+        </w:rPr>
+        <w:t xml:space="preserve">(La tabella porta anche alcuni statuti propri dei percorsi di iscrizione e circolazione —</w:t>
+      </w:r>
+      <w:r>
+        <w:rPr>
+          <w:i/>
+          <w:iCs/>
+        </w:rPr>
+        <w:t xml:space="preserve"> </w:t>
+      </w:r>
+      <w:r>
+        <w:rPr>
+          <w:rStyle w:val="VerbatimChar"/>
+          <w:i/>
+          <w:iCs/>
+        </w:rPr>
+        <w:t xml:space="preserve">refused</w:t>
+      </w:r>
+      <w:r>
+        <w:rPr>
+          <w:i/>
+          <w:iCs/>
+        </w:rPr>
+        <w:t xml:space="preserve">,</w:t>
+      </w:r>
+      <w:r>
+        <w:rPr>
+          <w:i/>
+          <w:iCs/>
+        </w:rPr>
+        <w:t xml:space="preserve"> </w:t>
+      </w:r>
+      <w:r>
+        <w:rPr>
+          <w:rStyle w:val="VerbatimChar"/>
+          <w:i/>
+          <w:iCs/>
+        </w:rPr>
+        <w:t xml:space="preserve">left_with_pending_circulation</w:t>
+      </w:r>
+      <w:r>
+        <w:rPr>
+          <w:i/>
+          <w:iCs/>
+        </w:rPr>
+        <w:t xml:space="preserve">,</w:t>
+      </w:r>
+      <w:r>
+        <w:rPr>
+          <w:i/>
+          <w:iCs/>
+        </w:rPr>
+        <w:t xml:space="preserve"> </w:t>
+      </w:r>
+      <w:r>
+        <w:rPr>
+          <w:rStyle w:val="VerbatimChar"/>
+          <w:i/>
+          <w:iCs/>
+        </w:rPr>
+        <w:t xml:space="preserve">terminated</w:t>
+      </w:r>
+      <w:r>
+        <w:rPr>
+          <w:i/>
+          <w:iCs/>
+        </w:rPr>
+        <w:t xml:space="preserve"> </w:t>
+      </w:r>
+      <w:r>
+        <w:rPr>
+          <w:i/>
+          <w:iCs/>
+        </w:rPr>
+        <w:t xml:space="preserve">— che non appartengono alla governance del gruppo e non sono trattati in questa guida.)</w:t>
       </w:r>
     </w:p>
     <w:bookmarkEnd w:id="29"/>
@@ -2702,7 +2889,7 @@
         <w:rPr>
           <w:rStyle w:val="VerbatimChar"/>
         </w:rPr>
-        <w:t xml:space="preserve">              ┌───────────────┼───────────────┐    │</w:t>
+        <w:t xml:space="preserve">        ┌──────────────┬──────┴────────┬───────────│──────┐</w:t>
       </w:r>
       <w:r>
         <w:br/>
@@ -2711,7 +2898,7 @@
         <w:rPr>
           <w:rStyle w:val="VerbatimChar"/>
         </w:rPr>
-        <w:t xml:space="preserve">              ▼               ▼               ▼    │</w:t>
+        <w:t xml:space="preserve">        ▼              ▼               ▼           │      ▼</w:t>
       </w:r>
       <w:r>
         <w:br/>
@@ -2720,7 +2907,7 @@
         <w:rPr>
           <w:rStyle w:val="VerbatimChar"/>
         </w:rPr>
-        <w:t xml:space="preserve">       ┌─────────────┐  ┌─────────────┐  ┌─────────┴────┐</w:t>
+        <w:t xml:space="preserve"> ┌─────────────┐ ┌─────────────┐ ┌────────────┐    │ ┌────────────┐</w:t>
       </w:r>
       <w:r>
         <w:br/>
@@ -2729,7 +2916,7 @@
         <w:rPr>
           <w:rStyle w:val="VerbatimChar"/>
         </w:rPr>
-        <w:t xml:space="preserve">       │  suspended  │  │ pending_    │  │  inactive    │</w:t>
+        <w:t xml:space="preserve"> │  suspended  │ │ pending_    │ │  vacated   │    │ │  inactive  │</w:t>
       </w:r>
       <w:r>
         <w:br/>
@@ -2738,7 +2925,7 @@
         <w:rPr>
           <w:rStyle w:val="VerbatimChar"/>
         </w:rPr>
-        <w:t xml:space="preserve">       │             │  │ removal     │  │              │</w:t>
+        <w:t xml:space="preserve"> │             │ │ removal     │ │ (P3, auto) │    │ │ (T9, cron) │</w:t>
       </w:r>
       <w:r>
         <w:br/>
@@ -2747,7 +2934,7 @@
         <w:rPr>
           <w:rStyle w:val="VerbatimChar"/>
         </w:rPr>
-        <w:t xml:space="preserve">       └──────┬──────┘  └──────┬──────┘  └──────────────┘</w:t>
+        <w:t xml:space="preserve"> └──────┬──────┘ └──────┬──────┘ └────────────┘    │ └────────────┘</w:t>
       </w:r>
       <w:r>
         <w:br/>
@@ -2756,7 +2943,7 @@
         <w:rPr>
           <w:rStyle w:val="VerbatimChar"/>
         </w:rPr>
-        <w:t xml:space="preserve">              │                │</w:t>
+        <w:t xml:space="preserve">        │               │                          │</w:t>
       </w:r>
       <w:r>
         <w:br/>
@@ -2765,7 +2952,7 @@
         <w:rPr>
           <w:rStyle w:val="VerbatimChar"/>
         </w:rPr>
-        <w:t xml:space="preserve">              │ revoca         │ annullamento</w:t>
+        <w:t xml:space="preserve">        │ revoca        │ annullamento             │</w:t>
       </w:r>
       <w:r>
         <w:br/>
@@ -2774,7 +2961,7 @@
         <w:rPr>
           <w:rStyle w:val="VerbatimChar"/>
         </w:rPr>
-        <w:t xml:space="preserve">              └────────────────┴────────────┐</w:t>
+        <w:t xml:space="preserve">        └───────────────┴──────────────────────────┘</w:t>
       </w:r>
       <w:r>
         <w:br/>
@@ -2783,7 +2970,7 @@
         <w:rPr>
           <w:rStyle w:val="VerbatimChar"/>
         </w:rPr>
-        <w:t xml:space="preserve">                               │            │</w:t>
+        <w:t xml:space="preserve">                        │</w:t>
       </w:r>
       <w:r>
         <w:br/>
@@ -2792,7 +2979,7 @@
         <w:rPr>
           <w:rStyle w:val="VerbatimChar"/>
         </w:rPr>
-        <w:t xml:space="preserve">                               ▼ (J+7)      ▼</w:t>
+        <w:t xml:space="preserve">                        ▼ (J+7)</w:t>
       </w:r>
       <w:r>
         <w:br/>
@@ -2801,7 +2988,7 @@
         <w:rPr>
           <w:rStyle w:val="VerbatimChar"/>
         </w:rPr>
-        <w:t xml:space="preserve">                        ┌──────────────┐</w:t>
+        <w:t xml:space="preserve">                 ┌──────────────┐</w:t>
       </w:r>
       <w:r>
         <w:br/>
@@ -2810,7 +2997,7 @@
         <w:rPr>
           <w:rStyle w:val="VerbatimChar"/>
         </w:rPr>
-        <w:t xml:space="preserve">                        │   inactive   │</w:t>
+        <w:t xml:space="preserve">                 │   removed    │</w:t>
       </w:r>
       <w:r>
         <w:br/>
@@ -2819,7 +3006,7 @@
         <w:rPr>
           <w:rStyle w:val="VerbatimChar"/>
         </w:rPr>
-        <w:t xml:space="preserve">                        └──────────────┘</w:t>
+        <w:t xml:space="preserve">                 └──────────────┘</w:t>
       </w:r>
     </w:p>
     <w:p>
@@ -2849,7 +3036,50 @@
         <w:t xml:space="preserve"> </w:t>
       </w:r>
       <w:r>
-        <w:t xml:space="preserve">si può passare direttamente da</w:t>
+        <w:t xml:space="preserve">si può escludere un/una librarian con un solo gesto per decisione unilaterale di un/una altro/a coord. Bisogna passare per</w:t>
+      </w:r>
+      <w:r>
+        <w:t xml:space="preserve"> </w:t>
+      </w:r>
+      <w:r>
+        <w:rPr>
+          <w:rStyle w:val="VerbatimChar"/>
+        </w:rPr>
+        <w:t xml:space="preserve">pending_removal</w:t>
+      </w:r>
+      <w:r>
+        <w:t xml:space="preserve"> </w:t>
+      </w:r>
+      <w:r>
+        <w:t xml:space="preserve">e attendere la carenza (o che la persona si retroceda da sola).</w:t>
+      </w:r>
+    </w:p>
+    <w:p>
+      <w:pPr>
+        <w:pStyle w:val="Compact"/>
+        <w:numPr>
+          <w:ilvl w:val="0"/>
+          <w:numId w:val="1013"/>
+        </w:numPr>
+      </w:pPr>
+      <w:r>
+        <w:t xml:space="preserve">Si può</w:t>
+      </w:r>
+      <w:r>
+        <w:t xml:space="preserve"> </w:t>
+      </w:r>
+      <w:r>
+        <w:rPr>
+          <w:b/>
+          <w:bCs/>
+        </w:rPr>
+        <w:t xml:space="preserve">sempre</w:t>
+      </w:r>
+      <w:r>
+        <w:t xml:space="preserve"> </w:t>
+      </w:r>
+      <w:r>
+        <w:t xml:space="preserve">lasciare volontariamente il proprio ruolo</w:t>
       </w:r>
       <w:r>
         <w:t xml:space="preserve"> </w:t>
@@ -2864,7 +3094,83 @@
         <w:t xml:space="preserve"> </w:t>
       </w:r>
       <w:r>
-        <w:t xml:space="preserve">a</w:t>
+        <w:t xml:space="preserve">(auto-retrocessione, diritto P3): la riga passa a</w:t>
+      </w:r>
+      <w:r>
+        <w:t xml:space="preserve"> </w:t>
+      </w:r>
+      <w:r>
+        <w:rPr>
+          <w:rStyle w:val="VerbatimChar"/>
+        </w:rPr>
+        <w:t xml:space="preserve">vacated</w:t>
+      </w:r>
+      <w:r>
+        <w:t xml:space="preserve">, immediatamente.</w:t>
+      </w:r>
+    </w:p>
+    <w:p>
+      <w:pPr>
+        <w:pStyle w:val="Compact"/>
+        <w:numPr>
+          <w:ilvl w:val="0"/>
+          <w:numId w:val="1013"/>
+        </w:numPr>
+      </w:pPr>
+      <w:r>
+        <w:rPr>
+          <w:rStyle w:val="VerbatimChar"/>
+        </w:rPr>
+        <w:t xml:space="preserve">suspended</w:t>
+      </w:r>
+      <w:r>
+        <w:t xml:space="preserve"> </w:t>
+      </w:r>
+      <w:r>
+        <w:rPr>
+          <w:b/>
+          <w:bCs/>
+        </w:rPr>
+        <w:t xml:space="preserve">non</w:t>
+      </w:r>
+      <w:r>
+        <w:t xml:space="preserve"> </w:t>
+      </w:r>
+      <w:r>
+        <w:t xml:space="preserve">ha durata massima. Non è una carenza prima dell’esclusione, è una misura conservativa — dura il tempo della deliberazione.</w:t>
+      </w:r>
+    </w:p>
+    <w:p>
+      <w:pPr>
+        <w:pStyle w:val="Compact"/>
+        <w:numPr>
+          <w:ilvl w:val="0"/>
+          <w:numId w:val="1013"/>
+        </w:numPr>
+      </w:pPr>
+      <w:r>
+        <w:t xml:space="preserve">Da uno statuto chiuso (</w:t>
+      </w:r>
+      <w:r>
+        <w:rPr>
+          <w:rStyle w:val="VerbatimChar"/>
+        </w:rPr>
+        <w:t xml:space="preserve">vacated</w:t>
+      </w:r>
+      <w:r>
+        <w:t xml:space="preserve">,</w:t>
+      </w:r>
+      <w:r>
+        <w:t xml:space="preserve"> </w:t>
+      </w:r>
+      <w:r>
+        <w:rPr>
+          <w:rStyle w:val="VerbatimChar"/>
+        </w:rPr>
+        <w:t xml:space="preserve">removed</w:t>
+      </w:r>
+      <w:r>
+        <w:t xml:space="preserve">,</w:t>
       </w:r>
       <w:r>
         <w:t xml:space="preserve"> </w:t>
@@ -2876,53 +3182,23 @@
         <w:t xml:space="preserve">inactive</w:t>
       </w:r>
       <w:r>
-        <w:t xml:space="preserve"> </w:t>
-      </w:r>
-      <w:r>
-        <w:t xml:space="preserve">per un/una librarian per decisione unilaterale di un/una altro/a coord. Bisogna passare per</w:t>
-      </w:r>
-      <w:r>
-        <w:t xml:space="preserve"> </w:t>
-      </w:r>
-      <w:r>
-        <w:rPr>
-          <w:rStyle w:val="VerbatimChar"/>
-        </w:rPr>
-        <w:t xml:space="preserve">pending_removal</w:t>
-      </w:r>
-      <w:r>
-        <w:t xml:space="preserve"> </w:t>
-      </w:r>
-      <w:r>
-        <w:t xml:space="preserve">e attendere la carenza (o che la persona si retroceda da sola).</w:t>
-      </w:r>
-    </w:p>
-    <w:p>
-      <w:pPr>
-        <w:pStyle w:val="Compact"/>
-        <w:numPr>
-          <w:ilvl w:val="0"/>
-          <w:numId w:val="1013"/>
-        </w:numPr>
-      </w:pPr>
-      <w:r>
-        <w:t xml:space="preserve">Si può</w:t>
-      </w:r>
-      <w:r>
-        <w:t xml:space="preserve"> </w:t>
-      </w:r>
-      <w:r>
-        <w:rPr>
-          <w:b/>
-          <w:bCs/>
-        </w:rPr>
-        <w:t xml:space="preserve">sempre</w:t>
-      </w:r>
-      <w:r>
-        <w:t xml:space="preserve"> </w:t>
-      </w:r>
-      <w:r>
-        <w:t xml:space="preserve">passare dal proprio statuto</w:t>
+        <w:t xml:space="preserve">),</w:t>
+      </w:r>
+      <w:r>
+        <w:t xml:space="preserve"> </w:t>
+      </w:r>
+      <w:r>
+        <w:rPr>
+          <w:b/>
+          <w:bCs/>
+        </w:rPr>
+        <w:t xml:space="preserve">non si torna</w:t>
+      </w:r>
+      <w:r>
+        <w:t xml:space="preserve"> </w:t>
+      </w:r>
+      <w:r>
+        <w:t xml:space="preserve">direttamente a</w:t>
       </w:r>
       <w:r>
         <w:t xml:space="preserve"> </w:t>
@@ -2934,108 +3210,7 @@
         <w:t xml:space="preserve">active</w:t>
       </w:r>
       <w:r>
-        <w:t xml:space="preserve"> </w:t>
-      </w:r>
-      <w:r>
-        <w:t xml:space="preserve">a</w:t>
-      </w:r>
-      <w:r>
-        <w:t xml:space="preserve"> </w:t>
-      </w:r>
-      <w:r>
-        <w:rPr>
-          <w:rStyle w:val="VerbatimChar"/>
-        </w:rPr>
-        <w:t xml:space="preserve">inactive</w:t>
-      </w:r>
-      <w:r>
-        <w:t xml:space="preserve"> </w:t>
-      </w:r>
-      <w:r>
-        <w:t xml:space="preserve">(auto-retrocessione, diritto P3).</w:t>
-      </w:r>
-    </w:p>
-    <w:p>
-      <w:pPr>
-        <w:pStyle w:val="Compact"/>
-        <w:numPr>
-          <w:ilvl w:val="0"/>
-          <w:numId w:val="1013"/>
-        </w:numPr>
-      </w:pPr>
-      <w:r>
-        <w:rPr>
-          <w:rStyle w:val="VerbatimChar"/>
-        </w:rPr>
-        <w:t xml:space="preserve">suspended</w:t>
-      </w:r>
-      <w:r>
-        <w:t xml:space="preserve"> </w:t>
-      </w:r>
-      <w:r>
-        <w:rPr>
-          <w:b/>
-          <w:bCs/>
-        </w:rPr>
-        <w:t xml:space="preserve">non</w:t>
-      </w:r>
-      <w:r>
-        <w:t xml:space="preserve"> </w:t>
-      </w:r>
-      <w:r>
-        <w:t xml:space="preserve">ha durata massima. Non è una carenza prima dell’esclusione, è una misura conservativa — dura il tempo della deliberazione.</w:t>
-      </w:r>
-    </w:p>
-    <w:p>
-      <w:pPr>
-        <w:pStyle w:val="Compact"/>
-        <w:numPr>
-          <w:ilvl w:val="0"/>
-          <w:numId w:val="1013"/>
-        </w:numPr>
-      </w:pPr>
-      <w:r>
-        <w:t xml:space="preserve">Da</w:t>
-      </w:r>
-      <w:r>
-        <w:t xml:space="preserve"> </w:t>
-      </w:r>
-      <w:r>
-        <w:rPr>
-          <w:rStyle w:val="VerbatimChar"/>
-        </w:rPr>
-        <w:t xml:space="preserve">inactive</w:t>
-      </w:r>
-      <w:r>
-        <w:t xml:space="preserve">,</w:t>
-      </w:r>
-      <w:r>
-        <w:t xml:space="preserve"> </w:t>
-      </w:r>
-      <w:r>
-        <w:rPr>
-          <w:b/>
-          <w:bCs/>
-        </w:rPr>
-        <w:t xml:space="preserve">non si torna</w:t>
-      </w:r>
-      <w:r>
-        <w:t xml:space="preserve"> </w:t>
-      </w:r>
-      <w:r>
-        <w:t xml:space="preserve">a</w:t>
-      </w:r>
-      <w:r>
-        <w:t xml:space="preserve"> </w:t>
-      </w:r>
-      <w:r>
-        <w:rPr>
-          <w:rStyle w:val="VerbatimChar"/>
-        </w:rPr>
-        <w:t xml:space="preserve">active</w:t>
-      </w:r>
-      <w:r>
-        <w:t xml:space="preserve">. Per reintegrare una persona, si crea una nuova riga di membership. La cronologia è preservata.</w:t>
+        <w:t xml:space="preserve">. Per reintegrare una persona, si passa dal circuito normale — che riattiva la riga chiusa o ne crea una nuova. La cronologia è preservata.</w:t>
       </w:r>
     </w:p>
     <w:bookmarkEnd w:id="30"/>
@@ -6344,7 +6519,7 @@
         <w:rPr>
           <w:rStyle w:val="VerbatimChar"/>
         </w:rPr>
-        <w:t xml:space="preserve">status='pending'</w:t>
+        <w:t xml:space="preserve">status='pending_validation'</w:t>
       </w:r>
       <w:r>
         <w:t xml:space="preserve">. Riceve una mail che spiega che deve venire a presentarsi fisicamente alla biblioteca.</w:t>
@@ -6946,13 +7121,40 @@
           <w:b/>
           <w:bCs/>
         </w:rPr>
-        <w:t xml:space="preserve">La multi-membership</w:t>
-      </w:r>
-      <w:r>
-        <w:t xml:space="preserve"> </w:t>
-      </w:r>
-      <w:r>
-        <w:t xml:space="preserve">(§5.6). Pensate che sia inutilmente complessa e che ci vorrebbe un solo ruolo per persona per biblioteca. È una decisione di modello di dati, più strutturante di quanto appaia. Da portare con gli/le dev.</w:t>
+        <w:t xml:space="preserve">Il ruolo esclusivo</w:t>
+      </w:r>
+      <w:r>
+        <w:t xml:space="preserve"> </w:t>
+      </w:r>
+      <w:r>
+        <w:t xml:space="preserve">(§5.6). Pensate che una persona dovrebbe poter cumulare più ruoli attivi nella stessa biblioteca (essere insieme</w:t>
+      </w:r>
+      <w:r>
+        <w:t xml:space="preserve"> </w:t>
+      </w:r>
+      <w:r>
+        <w:rPr>
+          <w:rStyle w:val="VerbatimChar"/>
+        </w:rPr>
+        <w:t xml:space="preserve">librarian</w:t>
+      </w:r>
+      <w:r>
+        <w:t xml:space="preserve"> </w:t>
+      </w:r>
+      <w:r>
+        <w:t xml:space="preserve">e</w:t>
+      </w:r>
+      <w:r>
+        <w:t xml:space="preserve"> </w:t>
+      </w:r>
+      <w:r>
+        <w:rPr>
+          <w:rStyle w:val="VerbatimChar"/>
+        </w:rPr>
+        <w:t xml:space="preserve">coordenador</w:t>
+      </w:r>
+      <w:r>
+        <w:t xml:space="preserve">, per esempio). È una decisione di modello di dati, più strutturante di quanto appaia — e già decisa nell’altro senso a maggio 2026. Da portare con gli/le dev.</w:t>
       </w:r>
     </w:p>
     <w:p>
@@ -7487,10 +7689,38 @@
         <w:rPr>
           <w:rStyle w:val="VerbatimChar"/>
         </w:rPr>
+        <w:t xml:space="preserve">vacated</w:t>
+      </w:r>
+      <w:r>
+        <w:t xml:space="preserve"> </w:t>
+      </w:r>
+      <w:r>
+        <w:t xml:space="preserve">— lo statuto del ruolo</w:t>
+      </w:r>
+      <w:r>
+        <w:t xml:space="preserve"> </w:t>
+      </w:r>
+      <w:r>
+        <w:rPr>
+          <w:b/>
+          <w:bCs/>
+        </w:rPr>
+        <w:t xml:space="preserve">lasciato volontariamente</w:t>
+      </w:r>
+      <w:r>
+        <w:t xml:space="preserve">, distinto dall’</w:t>
+      </w:r>
+      <w:r>
+        <w:rPr>
+          <w:rStyle w:val="VerbatimChar"/>
+        </w:rPr>
         <w:t xml:space="preserve">inactive</w:t>
       </w:r>
       <w:r>
-        <w:t xml:space="preserve">.</w:t>
+        <w:t xml:space="preserve"> </w:t>
+      </w:r>
+      <w:r>
+        <w:t xml:space="preserve">dell’account abbandonato.</w:t>
       </w:r>
     </w:p>
     <w:p>
@@ -7502,7 +7732,7 @@
         </w:numPr>
       </w:pPr>
       <w:r>
-        <w:t xml:space="preserve">Se non si aveva già la membership di destinazione (</w:t>
+        <w:t xml:space="preserve">La riga di rango inferiore (</w:t>
       </w:r>
       <w:r>
         <w:rPr>
@@ -7526,7 +7756,7 @@
         <w:t xml:space="preserve">librarian</w:t>
       </w:r>
       <w:r>
-        <w:t xml:space="preserve">), essa viene creata a</w:t>
+        <w:t xml:space="preserve">, secondo l’atterraggio scelto) viene riattivata se esisteva — o creata a</w:t>
       </w:r>
       <w:r>
         <w:t xml:space="preserve"> </w:t>
@@ -7538,7 +7768,10 @@
         <w:t xml:space="preserve">active</w:t>
       </w:r>
       <w:r>
-        <w:t xml:space="preserve">.</w:t>
+        <w:t xml:space="preserve"> </w:t>
+      </w:r>
+      <w:r>
+        <w:t xml:space="preserve">altrimenti.</w:t>
       </w:r>
     </w:p>
     <w:p>
@@ -7690,7 +7923,7 @@
         <w:rPr>
           <w:rStyle w:val="VerbatimChar"/>
         </w:rPr>
-        <w:t xml:space="preserve">inactive</w:t>
+        <w:t xml:space="preserve">vacated</w:t>
       </w:r>
       <w:r>
         <w:t xml:space="preserve">.</w:t>
@@ -8459,10 +8692,25 @@
         <w:rPr>
           <w:rStyle w:val="VerbatimChar"/>
         </w:rPr>
-        <w:t xml:space="preserve">inactive</w:t>
-      </w:r>
-      <w:r>
-        <w:t xml:space="preserve">.</w:t>
+        <w:t xml:space="preserve">removed</w:t>
+      </w:r>
+      <w:r>
+        <w:t xml:space="preserve">. La riga di rango inferiore (chiusa alla promozione, cfr. ruolo esclusivo §5.6) viene riattivata — o viene creata una riga</w:t>
+      </w:r>
+      <w:r>
+        <w:t xml:space="preserve"> </w:t>
+      </w:r>
+      <w:r>
+        <w:rPr>
+          <w:rStyle w:val="VerbatimChar"/>
+        </w:rPr>
+        <w:t xml:space="preserve">reader</w:t>
+      </w:r>
+      <w:r>
+        <w:t xml:space="preserve"> </w:t>
+      </w:r>
+      <w:r>
+        <w:t xml:space="preserve">: la persona lascia il gruppo, non la biblioteca.</w:t>
       </w:r>
       <w:r>
         <w:t xml:space="preserve"> </w:t>
@@ -9679,7 +9927,7 @@
               <w:rPr>
                 <w:rStyle w:val="VerbatimChar"/>
               </w:rPr>
-              <w:t xml:space="preserve">inactive</w:t>
+              <w:t xml:space="preserve">removed</w:t>
             </w:r>
           </w:p>
         </w:tc>
@@ -10079,10 +10327,10 @@
         <w:rPr>
           <w:rStyle w:val="VerbatimChar"/>
         </w:rPr>
-        <w:t xml:space="preserve">inactive</w:t>
-      </w:r>
-      <w:r>
-        <w:t xml:space="preserve">. Se aveva una membership</w:t>
+        <w:t xml:space="preserve">removed</w:t>
+      </w:r>
+      <w:r>
+        <w:t xml:space="preserve">. La sua precedente riga</w:t>
       </w:r>
       <w:r>
         <w:t xml:space="preserve"> </w:t>
@@ -10097,7 +10345,7 @@
         <w:t xml:space="preserve"> </w:t>
       </w:r>
       <w:r>
-        <w:t xml:space="preserve">parallela, quest’ultima rimane attiva (e la persona « ricade »</w:t>
+        <w:t xml:space="preserve">— chiusa alla sua promozione (ruolo esclusivo, §5.6) — viene allora riattivata : la persona « ricade »</w:t>
       </w:r>
       <w:r>
         <w:t xml:space="preserve"> </w:t>
@@ -10109,7 +10357,7 @@
         <w:t xml:space="preserve">librarian</w:t>
       </w:r>
       <w:r>
-        <w:t xml:space="preserve">). Altrimenti torna semplice</w:t>
+        <w:t xml:space="preserve">. Se non ne ha mai avuta una (arrivo per salto collegiale), torna semplice</w:t>
       </w:r>
       <w:r>
         <w:t xml:space="preserve"> </w:t>
@@ -10609,7 +10857,7 @@
         <w:rPr>
           <w:rStyle w:val="VerbatimChar"/>
         </w:rPr>
-        <w:t xml:space="preserve">inactive</w:t>
+        <w:t xml:space="preserve">vacated</w:t>
       </w:r>
       <w:r>
         <w:t xml:space="preserve">, cortocircuito della carenza. Dal punto di vista politico, è coerente : il diritto P3 (auto-declassamento) è incondizionato.</w:t>
@@ -11891,7 +12139,7 @@
         <w:t xml:space="preserve">2. Verifica politica</w:t>
       </w:r>
       <w:r>
-        <w:t xml:space="preserve">: il collettivo esiste ancora? Vuole continuare a esistere? Se ci sono membri ma hanno semplicemente lasciato cadere le funzioni tecniche, si possono ricooptare nuovi staff tramite cooptazione fuori-workflow.</w:t>
+        <w:t xml:space="preserve">: il collettivo esiste ancora? Vuole continuare a esistere? Se ci sono membri ma hanno semplicemente lasciato cadere le funzioni tecniche, si può ricostituire una coordinazione — tramite il circuito collegiale, come ovunque.</w:t>
       </w:r>
     </w:p>
     <w:p>
@@ -11903,13 +12151,149 @@
           <w:b/>
           <w:bCs/>
         </w:rPr>
-        <w:t xml:space="preserve">3. Cooptazione fuori-workflow</w:t>
-      </w:r>
-      <w:r>
-        <w:t xml:space="preserve"> </w:t>
-      </w:r>
-      <w:r>
-        <w:t xml:space="preserve">da parte dell’amministratore/trice di rete, via SQL diretto o tramite l’UI (un amministratore/trice di rete ha il diritto di agire come coordinatore/trice+ su qualsiasi biblioteca, cfr. capitolo 2). La cooptazione fuori-workflow deve essere tracciata nell’audit log con una ragione esplicita: «Ripresa della coordinazione dopo vacanza, a seguito di contatto del collettivo del GG/MM, da parte dell’amministratore/trice di rete X». E — punto chiave di dottrina —</w:t>
+        <w:t xml:space="preserve">3. Ripresa tramite il circuito collegiale</w:t>
+      </w:r>
+      <w:r>
+        <w:t xml:space="preserve"> </w:t>
+      </w:r>
+      <w:r>
+        <w:rPr>
+          <w:i/>
+          <w:iCs/>
+        </w:rPr>
+        <w:t xml:space="preserve">(dal 01/09/2026 non esiste più la « cooptazione fuori-workflow »: le promozioni dirette sono condannate, anche per l’admin di rete)</w:t>
+      </w:r>
+      <w:r>
+        <w:t xml:space="preserve">. L’amministratore/trice di rete ha il diritto di</w:t>
+      </w:r>
+      <w:r>
+        <w:t xml:space="preserve"> </w:t>
+      </w:r>
+      <w:r>
+        <w:rPr>
+          <w:b/>
+          <w:bCs/>
+        </w:rPr>
+        <w:t xml:space="preserve">depositare una proposta di coordinazione</w:t>
+      </w:r>
+      <w:r>
+        <w:t xml:space="preserve"> </w:t>
+      </w:r>
+      <w:r>
+        <w:t xml:space="preserve">su qualsiasi biblioteca (cfr. capitolo 2). Se resta un/una</w:t>
+      </w:r>
+      <w:r>
+        <w:t xml:space="preserve"> </w:t>
+      </w:r>
+      <w:r>
+        <w:rPr>
+          <w:rStyle w:val="VerbatimChar"/>
+        </w:rPr>
+        <w:t xml:space="preserve">librarian</w:t>
+      </w:r>
+      <w:r>
+        <w:t xml:space="preserve"> </w:t>
+      </w:r>
+      <w:r>
+        <w:t xml:space="preserve">attiv</w:t>
+      </w:r>
+      <w:r>
+        <w:rPr>
+          <w:i/>
+          <w:iCs/>
+        </w:rPr>
+        <w:t xml:space="preserve">, la proposta può riguardarl</w:t>
+      </w:r>
+      <w:r>
+        <w:t xml:space="preserve">. Se restano solo</w:t>
+      </w:r>
+      <w:r>
+        <w:t xml:space="preserve"> </w:t>
+      </w:r>
+      <w:r>
+        <w:rPr>
+          <w:rStyle w:val="VerbatimChar"/>
+        </w:rPr>
+        <w:t xml:space="preserve">reader</w:t>
+      </w:r>
+      <w:r>
+        <w:t xml:space="preserve"> </w:t>
+      </w:r>
+      <w:r>
+        <w:t xml:space="preserve">attiv</w:t>
+      </w:r>
+      <w:r>
+        <w:rPr>
+          <w:i/>
+          <w:iCs/>
+        </w:rPr>
+        <w:t xml:space="preserve">, il cammino praticabile è il</w:t>
+      </w:r>
+      <w:r>
+        <w:rPr>
+          <w:i/>
+          <w:iCs/>
+        </w:rPr>
+        <w:t xml:space="preserve"> </w:t>
+      </w:r>
+      <w:r>
+        <w:rPr>
+          <w:b/>
+          <w:bCs/>
+          <w:i/>
+          <w:iCs/>
+        </w:rPr>
+        <w:t xml:space="preserve">salto collegiale</w:t>
+      </w:r>
+      <w:r>
+        <w:rPr>
+          <w:i/>
+          <w:iCs/>
+        </w:rPr>
+        <w:t xml:space="preserve">: il collettivo locale decide di attivare l’impostazione (</w:t>
+      </w:r>
+      <w:r>
+        <w:rPr>
+          <w:rStyle w:val="VerbatimChar"/>
+          <w:i/>
+          <w:iCs/>
+        </w:rPr>
+        <w:t xml:space="preserve">allow_direct_coordenador</w:t>
+      </w:r>
+      <w:r>
+        <w:rPr>
+          <w:i/>
+          <w:iCs/>
+        </w:rPr>
+        <w:t xml:space="preserve">), l’admin di rete deposita la proposta che riguarda un/una reader attiv</w:t>
+      </w:r>
+      <w:r>
+        <w:t xml:space="preserve">, si applica il quorum di bootstrap (1 avallo quando il gruppo è troppo piccolo), e la persona</w:t>
+      </w:r>
+      <w:r>
+        <w:t xml:space="preserve"> </w:t>
+      </w:r>
+      <w:r>
+        <w:rPr>
+          <w:b/>
+          <w:bCs/>
+        </w:rPr>
+        <w:t xml:space="preserve">accetta</w:t>
+      </w:r>
+      <w:r>
+        <w:t xml:space="preserve">. Nulla si fa senza il collettivo: la proposta esegue la sua decisione, non la sostituisce. L’azione è tracciata (audit log +</w:t>
+      </w:r>
+      <w:r>
+        <w:t xml:space="preserve"> </w:t>
+      </w:r>
+      <w:r>
+        <w:rPr>
+          <w:rStyle w:val="VerbatimChar"/>
+        </w:rPr>
+        <w:t xml:space="preserve">cross_library_actions_log</w:t>
+      </w:r>
+      <w:r>
+        <w:t xml:space="preserve">), e — punto chiave di dottrina —</w:t>
       </w:r>
       <w:r>
         <w:t xml:space="preserve"> </w:t>
@@ -16013,29 +16397,29 @@
               <w:pStyle w:val="Compact"/>
             </w:pPr>
             <w:r>
-              <w:t xml:space="preserve">Cooptazione (T1, T2)</w:t>
-            </w:r>
-          </w:p>
-        </w:tc>
-        <w:tc>
-          <w:tcPr/>
-          <w:p>
-            <w:pPr>
-              <w:pStyle w:val="Compact"/>
-            </w:pPr>
-            <w:r>
-              <w:t xml:space="preserve">✅</w:t>
-            </w:r>
-          </w:p>
-        </w:tc>
-        <w:tc>
-          <w:tcPr/>
-          <w:p>
-            <w:pPr>
-              <w:pStyle w:val="Compact"/>
-            </w:pPr>
-            <w:r>
-              <w:t xml:space="preserve">✅</w:t>
+              <w:t xml:space="preserve">Proposta depositata (accoglienza o coordinazione)</w:t>
+            </w:r>
+          </w:p>
+        </w:tc>
+        <w:tc>
+          <w:tcPr/>
+          <w:p>
+            <w:pPr>
+              <w:pStyle w:val="Compact"/>
+            </w:pPr>
+            <w:r>
+              <w:t xml:space="preserve">—</w:t>
+            </w:r>
+          </w:p>
+        </w:tc>
+        <w:tc>
+          <w:tcPr/>
+          <w:p>
+            <w:pPr>
+              <w:pStyle w:val="Compact"/>
+            </w:pPr>
+            <w:r>
+              <w:t xml:space="preserve">✅ da avallare</w:t>
             </w:r>
           </w:p>
         </w:tc>
@@ -16059,29 +16443,29 @@
               <w:pStyle w:val="Compact"/>
             </w:pPr>
             <w:r>
-              <w:t xml:space="preserve">Auto-retrocessione (T3, T4)</w:t>
-            </w:r>
-          </w:p>
-        </w:tc>
-        <w:tc>
-          <w:tcPr/>
-          <w:p>
-            <w:pPr>
-              <w:pStyle w:val="Compact"/>
-            </w:pPr>
-            <w:r>
-              <w:t xml:space="preserve">✅ conferma</w:t>
-            </w:r>
-          </w:p>
-        </w:tc>
-        <w:tc>
-          <w:tcPr/>
-          <w:p>
-            <w:pPr>
-              <w:pStyle w:val="Compact"/>
-            </w:pPr>
-            <w:r>
-              <w:t xml:space="preserve">✅</w:t>
+              <w:t xml:space="preserve">Proposta pronta (quorum raggiunto)</w:t>
+            </w:r>
+          </w:p>
+        </w:tc>
+        <w:tc>
+          <w:tcPr/>
+          <w:p>
+            <w:pPr>
+              <w:pStyle w:val="Compact"/>
+            </w:pPr>
+            <w:r>
+              <w:t xml:space="preserve">✅ da accettare</w:t>
+            </w:r>
+          </w:p>
+        </w:tc>
+        <w:tc>
+          <w:tcPr/>
+          <w:p>
+            <w:pPr>
+              <w:pStyle w:val="Compact"/>
+            </w:pPr>
+            <w:r>
+              <w:t xml:space="preserve">—</w:t>
             </w:r>
           </w:p>
         </w:tc>
@@ -16105,18 +16489,18 @@
               <w:pStyle w:val="Compact"/>
             </w:pPr>
             <w:r>
-              <w:t xml:space="preserve">Richiesta di ritiro (T5)</w:t>
-            </w:r>
-          </w:p>
-        </w:tc>
-        <w:tc>
-          <w:tcPr/>
-          <w:p>
-            <w:pPr>
-              <w:pStyle w:val="Compact"/>
-            </w:pPr>
-            <w:r>
-              <w:t xml:space="preserve">✅</w:t>
+              <w:t xml:space="preserve">Cooptazione conclusa (accettazione — T1, T2, T2b)</w:t>
+            </w:r>
+          </w:p>
+        </w:tc>
+        <w:tc>
+          <w:tcPr/>
+          <w:p>
+            <w:pPr>
+              <w:pStyle w:val="Compact"/>
+            </w:pPr>
+            <w:r>
+              <w:t xml:space="preserve">✅ benvenuto</w:t>
             </w:r>
           </w:p>
         </w:tc>
@@ -16151,18 +16535,18 @@
               <w:pStyle w:val="Compact"/>
             </w:pPr>
             <w:r>
-              <w:t xml:space="preserve">Annullamento della richiesta (T8)</w:t>
-            </w:r>
-          </w:p>
-        </w:tc>
-        <w:tc>
-          <w:tcPr/>
-          <w:p>
-            <w:pPr>
-              <w:pStyle w:val="Compact"/>
-            </w:pPr>
-            <w:r>
-              <w:t xml:space="preserve">✅</w:t>
+              <w:t xml:space="preserve">Auto-retrocessione (T3, T4)</w:t>
+            </w:r>
+          </w:p>
+        </w:tc>
+        <w:tc>
+          <w:tcPr/>
+          <w:p>
+            <w:pPr>
+              <w:pStyle w:val="Compact"/>
+            </w:pPr>
+            <w:r>
+              <w:t xml:space="preserve">✅ conferma</w:t>
             </w:r>
           </w:p>
         </w:tc>
@@ -16197,7 +16581,7 @@
               <w:pStyle w:val="Compact"/>
             </w:pPr>
             <w:r>
-              <w:t xml:space="preserve">Fine carenzia (G+7)</w:t>
+              <w:t xml:space="preserve">Richiesta di ritiro (T5)</w:t>
             </w:r>
           </w:p>
         </w:tc>
@@ -16243,18 +16627,18 @@
               <w:pStyle w:val="Compact"/>
             </w:pPr>
             <w:r>
-              <w:t xml:space="preserve">Sospensione (T6)</w:t>
-            </w:r>
-          </w:p>
-        </w:tc>
-        <w:tc>
-          <w:tcPr/>
-          <w:p>
-            <w:pPr>
-              <w:pStyle w:val="Compact"/>
-            </w:pPr>
-            <w:r>
-              <w:t xml:space="preserve">✅ urgente</w:t>
+              <w:t xml:space="preserve">Annullamento della richiesta (T8)</w:t>
+            </w:r>
+          </w:p>
+        </w:tc>
+        <w:tc>
+          <w:tcPr/>
+          <w:p>
+            <w:pPr>
+              <w:pStyle w:val="Compact"/>
+            </w:pPr>
+            <w:r>
+              <w:t xml:space="preserve">✅</w:t>
             </w:r>
           </w:p>
         </w:tc>
@@ -16289,7 +16673,7 @@
               <w:pStyle w:val="Compact"/>
             </w:pPr>
             <w:r>
-              <w:t xml:space="preserve">Revoca della sospensione (T7)</w:t>
+              <w:t xml:space="preserve">Fine carenzia (G+7)</w:t>
             </w:r>
           </w:p>
         </w:tc>
@@ -16335,29 +16719,29 @@
               <w:pStyle w:val="Compact"/>
             </w:pPr>
             <w:r>
-              <w:t xml:space="preserve">Uscita automatica a 9 mesi (T9)</w:t>
-            </w:r>
-          </w:p>
-        </w:tc>
-        <w:tc>
-          <w:tcPr/>
-          <w:p>
-            <w:pPr>
-              <w:pStyle w:val="Compact"/>
-            </w:pPr>
-            <w:r>
-              <w:t xml:space="preserve">✅ promemoria + finale</w:t>
-            </w:r>
-          </w:p>
-        </w:tc>
-        <w:tc>
-          <w:tcPr/>
-          <w:p>
-            <w:pPr>
-              <w:pStyle w:val="Compact"/>
-            </w:pPr>
-            <w:r>
-              <w:t xml:space="preserve">✅ (solo finale)</w:t>
+              <w:t xml:space="preserve">Sospensione (T6)</w:t>
+            </w:r>
+          </w:p>
+        </w:tc>
+        <w:tc>
+          <w:tcPr/>
+          <w:p>
+            <w:pPr>
+              <w:pStyle w:val="Compact"/>
+            </w:pPr>
+            <w:r>
+              <w:t xml:space="preserve">✅ urgente</w:t>
+            </w:r>
+          </w:p>
+        </w:tc>
+        <w:tc>
+          <w:tcPr/>
+          <w:p>
+            <w:pPr>
+              <w:pStyle w:val="Compact"/>
+            </w:pPr>
+            <w:r>
+              <w:t xml:space="preserve">✅</w:t>
             </w:r>
           </w:p>
         </w:tc>
@@ -16381,7 +16765,7 @@
               <w:pStyle w:val="Compact"/>
             </w:pPr>
             <w:r>
-              <w:t xml:space="preserve">Ultim* coord che parte</w:t>
+              <w:t xml:space="preserve">Revoca della sospensione (T7)</w:t>
             </w:r>
           </w:p>
         </w:tc>
@@ -16403,18 +16787,18 @@
               <w:pStyle w:val="Compact"/>
             </w:pPr>
             <w:r>
-              <w:t xml:space="preserve">✅ (il/la concerned*)</w:t>
-            </w:r>
-          </w:p>
-        </w:tc>
-        <w:tc>
-          <w:tcPr/>
-          <w:p>
-            <w:pPr>
-              <w:pStyle w:val="Compact"/>
-            </w:pPr>
-            <w:r>
-              <w:t xml:space="preserve">✅ allerta</w:t>
+              <w:t xml:space="preserve">✅</w:t>
+            </w:r>
+          </w:p>
+        </w:tc>
+        <w:tc>
+          <w:tcPr/>
+          <w:p>
+            <w:pPr>
+              <w:pStyle w:val="Compact"/>
+            </w:pPr>
+            <w:r>
+              <w:t xml:space="preserve">—</w:t>
             </w:r>
           </w:p>
         </w:tc>
@@ -16427,7 +16811,29 @@
               <w:pStyle w:val="Compact"/>
             </w:pPr>
             <w:r>
-              <w:t xml:space="preserve">Cooptazione admin di rete (proposta)</w:t>
+              <w:t xml:space="preserve">Uscita automatica a 9 mesi (T9)</w:t>
+            </w:r>
+          </w:p>
+        </w:tc>
+        <w:tc>
+          <w:tcPr/>
+          <w:p>
+            <w:pPr>
+              <w:pStyle w:val="Compact"/>
+            </w:pPr>
+            <w:r>
+              <w:t xml:space="preserve">✅ promemoria + finale</w:t>
+            </w:r>
+          </w:p>
+        </w:tc>
+        <w:tc>
+          <w:tcPr/>
+          <w:p>
+            <w:pPr>
+              <w:pStyle w:val="Compact"/>
+            </w:pPr>
+            <w:r>
+              <w:t xml:space="preserve">✅ (solo finale)</w:t>
             </w:r>
           </w:p>
         </w:tc>
@@ -16439,28 +16845,6 @@
             </w:pPr>
             <w:r>
               <w:t xml:space="preserve">—</w:t>
-            </w:r>
-          </w:p>
-        </w:tc>
-        <w:tc>
-          <w:tcPr/>
-          <w:p>
-            <w:pPr>
-              <w:pStyle w:val="Compact"/>
-            </w:pPr>
-            <w:r>
-              <w:t xml:space="preserve">—</w:t>
-            </w:r>
-          </w:p>
-        </w:tc>
-        <w:tc>
-          <w:tcPr/>
-          <w:p>
-            <w:pPr>
-              <w:pStyle w:val="Compact"/>
-            </w:pPr>
-            <w:r>
-              <w:t xml:space="preserve">✅</w:t>
             </w:r>
           </w:p>
         </w:tc>
@@ -16473,40 +16857,40 @@
               <w:pStyle w:val="Compact"/>
             </w:pPr>
             <w:r>
-              <w:t xml:space="preserve">Cooptazione admin di rete (successo)</w:t>
-            </w:r>
-          </w:p>
-        </w:tc>
-        <w:tc>
-          <w:tcPr/>
-          <w:p>
-            <w:pPr>
-              <w:pStyle w:val="Compact"/>
-            </w:pPr>
-            <w:r>
-              <w:t xml:space="preserve">✅ benvenuto/a</w:t>
-            </w:r>
-          </w:p>
-        </w:tc>
-        <w:tc>
-          <w:tcPr/>
-          <w:p>
-            <w:pPr>
-              <w:pStyle w:val="Compact"/>
-            </w:pPr>
-            <w:r>
-              <w:t xml:space="preserve">—</w:t>
-            </w:r>
-          </w:p>
-        </w:tc>
-        <w:tc>
-          <w:tcPr/>
-          <w:p>
-            <w:pPr>
-              <w:pStyle w:val="Compact"/>
-            </w:pPr>
-            <w:r>
-              <w:t xml:space="preserve">✅ riepilogo</w:t>
+              <w:t xml:space="preserve">Ultim* coord che parte</w:t>
+            </w:r>
+          </w:p>
+        </w:tc>
+        <w:tc>
+          <w:tcPr/>
+          <w:p>
+            <w:pPr>
+              <w:pStyle w:val="Compact"/>
+            </w:pPr>
+            <w:r>
+              <w:t xml:space="preserve">✅</w:t>
+            </w:r>
+          </w:p>
+        </w:tc>
+        <w:tc>
+          <w:tcPr/>
+          <w:p>
+            <w:pPr>
+              <w:pStyle w:val="Compact"/>
+            </w:pPr>
+            <w:r>
+              <w:t xml:space="preserve">✅ (il/la concerned*)</w:t>
+            </w:r>
+          </w:p>
+        </w:tc>
+        <w:tc>
+          <w:tcPr/>
+          <w:p>
+            <w:pPr>
+              <w:pStyle w:val="Compact"/>
+            </w:pPr>
+            <w:r>
+              <w:t xml:space="preserve">✅ allerta</w:t>
             </w:r>
           </w:p>
         </w:tc>
@@ -16519,18 +16903,18 @@
               <w:pStyle w:val="Compact"/>
             </w:pPr>
             <w:r>
-              <w:t xml:space="preserve">Cooptazione admin di rete (rifiuto)</w:t>
-            </w:r>
-          </w:p>
-        </w:tc>
-        <w:tc>
-          <w:tcPr/>
-          <w:p>
-            <w:pPr>
-              <w:pStyle w:val="Compact"/>
-            </w:pPr>
-            <w:r>
-              <w:t xml:space="preserve">✅ con razionale</w:t>
+              <w:t xml:space="preserve">Cooptazione admin di rete (proposta)</w:t>
+            </w:r>
+          </w:p>
+        </w:tc>
+        <w:tc>
+          <w:tcPr/>
+          <w:p>
+            <w:pPr>
+              <w:pStyle w:val="Compact"/>
+            </w:pPr>
+            <w:r>
+              <w:t xml:space="preserve">—</w:t>
             </w:r>
           </w:p>
         </w:tc>
@@ -16565,18 +16949,18 @@
               <w:pStyle w:val="Compact"/>
             </w:pPr>
             <w:r>
-              <w:t xml:space="preserve">Ritiro collettivo admin di rete</w:t>
-            </w:r>
-          </w:p>
-        </w:tc>
-        <w:tc>
-          <w:tcPr/>
-          <w:p>
-            <w:pPr>
-              <w:pStyle w:val="Compact"/>
-            </w:pPr>
-            <w:r>
-              <w:t xml:space="preserve">✅</w:t>
+              <w:t xml:space="preserve">Cooptazione admin di rete (successo)</w:t>
+            </w:r>
+          </w:p>
+        </w:tc>
+        <w:tc>
+          <w:tcPr/>
+          <w:p>
+            <w:pPr>
+              <w:pStyle w:val="Compact"/>
+            </w:pPr>
+            <w:r>
+              <w:t xml:space="preserve">✅ benvenuto/a</w:t>
             </w:r>
           </w:p>
         </w:tc>
@@ -16598,7 +16982,7 @@
               <w:pStyle w:val="Compact"/>
             </w:pPr>
             <w:r>
-              <w:t xml:space="preserve">✅</w:t>
+              <w:t xml:space="preserve">✅ riepilogo</w:t>
             </w:r>
           </w:p>
         </w:tc>
@@ -16611,6 +16995,98 @@
               <w:pStyle w:val="Compact"/>
             </w:pPr>
             <w:r>
+              <w:t xml:space="preserve">Cooptazione admin di rete (rifiuto)</w:t>
+            </w:r>
+          </w:p>
+        </w:tc>
+        <w:tc>
+          <w:tcPr/>
+          <w:p>
+            <w:pPr>
+              <w:pStyle w:val="Compact"/>
+            </w:pPr>
+            <w:r>
+              <w:t xml:space="preserve">✅ con razionale</w:t>
+            </w:r>
+          </w:p>
+        </w:tc>
+        <w:tc>
+          <w:tcPr/>
+          <w:p>
+            <w:pPr>
+              <w:pStyle w:val="Compact"/>
+            </w:pPr>
+            <w:r>
+              <w:t xml:space="preserve">—</w:t>
+            </w:r>
+          </w:p>
+        </w:tc>
+        <w:tc>
+          <w:tcPr/>
+          <w:p>
+            <w:pPr>
+              <w:pStyle w:val="Compact"/>
+            </w:pPr>
+            <w:r>
+              <w:t xml:space="preserve">✅</w:t>
+            </w:r>
+          </w:p>
+        </w:tc>
+      </w:tr>
+      <w:tr>
+        <w:tc>
+          <w:tcPr/>
+          <w:p>
+            <w:pPr>
+              <w:pStyle w:val="Compact"/>
+            </w:pPr>
+            <w:r>
+              <w:t xml:space="preserve">Ritiro collettivo admin di rete</w:t>
+            </w:r>
+          </w:p>
+        </w:tc>
+        <w:tc>
+          <w:tcPr/>
+          <w:p>
+            <w:pPr>
+              <w:pStyle w:val="Compact"/>
+            </w:pPr>
+            <w:r>
+              <w:t xml:space="preserve">✅</w:t>
+            </w:r>
+          </w:p>
+        </w:tc>
+        <w:tc>
+          <w:tcPr/>
+          <w:p>
+            <w:pPr>
+              <w:pStyle w:val="Compact"/>
+            </w:pPr>
+            <w:r>
+              <w:t xml:space="preserve">—</w:t>
+            </w:r>
+          </w:p>
+        </w:tc>
+        <w:tc>
+          <w:tcPr/>
+          <w:p>
+            <w:pPr>
+              <w:pStyle w:val="Compact"/>
+            </w:pPr>
+            <w:r>
+              <w:t xml:space="preserve">✅</w:t>
+            </w:r>
+          </w:p>
+        </w:tc>
+      </w:tr>
+      <w:tr>
+        <w:tc>
+          <w:tcPr/>
+          <w:p>
+            <w:pPr>
+              <w:pStyle w:val="Compact"/>
+            </w:pPr>
+            <w:r>
               <w:t xml:space="preserve">Intervento cross-biblioteche</w:t>
             </w:r>
           </w:p>
@@ -16650,6 +17126,79 @@
         </w:tc>
       </w:tr>
     </w:tbl>
+    <w:p>
+      <w:pPr>
+        <w:pStyle w:val="BodyText"/>
+      </w:pPr>
+      <w:r>
+        <w:t xml:space="preserve">Due precisazioni sulle email del circuito di invito:</w:t>
+      </w:r>
+    </w:p>
+    <w:p>
+      <w:pPr>
+        <w:pStyle w:val="Compact"/>
+        <w:numPr>
+          <w:ilvl w:val="0"/>
+          <w:numId w:val="1061"/>
+        </w:numPr>
+      </w:pPr>
+      <w:r>
+        <w:rPr>
+          <w:b/>
+          <w:bCs/>
+        </w:rPr>
+        <w:t xml:space="preserve">Accogliere qualcun* e affidargli/le la coordinazione non sono lo stesso atto</w:t>
+      </w:r>
+      <w:r>
+        <w:t xml:space="preserve">: le email di una proposta di coordinazione hanno testi propri, distinti da quelli dell’accoglienza.</w:t>
+      </w:r>
+    </w:p>
+    <w:p>
+      <w:pPr>
+        <w:pStyle w:val="Compact"/>
+        <w:numPr>
+          <w:ilvl w:val="0"/>
+          <w:numId w:val="1061"/>
+        </w:numPr>
+      </w:pPr>
+      <w:r>
+        <w:rPr>
+          <w:b/>
+          <w:bCs/>
+        </w:rPr>
+        <w:t xml:space="preserve">Un salto collegiale si dice</w:t>
+      </w:r>
+      <w:r>
+        <w:t xml:space="preserve">: quando una proposta di coordinazione riguarda una persona che non è ancora membro del gruppo (salto</w:t>
+      </w:r>
+      <w:r>
+        <w:t xml:space="preserve"> </w:t>
+      </w:r>
+      <w:r>
+        <w:rPr>
+          <w:rStyle w:val="VerbatimChar"/>
+        </w:rPr>
+        <w:t xml:space="preserve">reader</w:t>
+      </w:r>
+      <w:r>
+        <w:t xml:space="preserve"> </w:t>
+      </w:r>
+      <w:r>
+        <w:t xml:space="preserve">→</w:t>
+      </w:r>
+      <w:r>
+        <w:t xml:space="preserve"> </w:t>
+      </w:r>
+      <w:r>
+        <w:rPr>
+          <w:rStyle w:val="VerbatimChar"/>
+        </w:rPr>
+        <w:t xml:space="preserve">coordenador</w:t>
+      </w:r>
+      <w:r>
+        <w:t xml:space="preserve">, §5.3), le email di proposta e di accettazione usano intro dedicate che lo dicono esplicitamente — l’avallo come l’accettazione avvengono con cognizione di causa.</w:t>
+      </w:r>
+    </w:p>
     <w:bookmarkEnd w:id="149"/>
     <w:bookmarkStart w:id="150" w:name="il-tono-delle-email"/>
     <w:p>
@@ -16803,7 +17352,7 @@
         <w:pStyle w:val="Compact"/>
         <w:numPr>
           <w:ilvl w:val="0"/>
-          <w:numId w:val="1061"/>
+          <w:numId w:val="1062"/>
         </w:numPr>
       </w:pPr>
       <w:r>
@@ -16841,7 +17390,7 @@
         <w:pStyle w:val="Compact"/>
         <w:numPr>
           <w:ilvl w:val="0"/>
-          <w:numId w:val="1061"/>
+          <w:numId w:val="1062"/>
         </w:numPr>
       </w:pPr>
       <w:r>
@@ -16890,7 +17439,7 @@
         <w:pStyle w:val="Compact"/>
         <w:numPr>
           <w:ilvl w:val="0"/>
-          <w:numId w:val="1062"/>
+          <w:numId w:val="1063"/>
         </w:numPr>
       </w:pPr>
       <w:r>
@@ -16912,7 +17461,7 @@
         <w:pStyle w:val="Compact"/>
         <w:numPr>
           <w:ilvl w:val="0"/>
-          <w:numId w:val="1062"/>
+          <w:numId w:val="1063"/>
         </w:numPr>
       </w:pPr>
       <w:r>
@@ -17407,7 +17956,7 @@
         <w:pStyle w:val="Compact"/>
         <w:numPr>
           <w:ilvl w:val="0"/>
-          <w:numId w:val="1063"/>
+          <w:numId w:val="1064"/>
         </w:numPr>
       </w:pPr>
       <w:r>
@@ -17444,7 +17993,7 @@
         <w:pStyle w:val="Compact"/>
         <w:numPr>
           <w:ilvl w:val="0"/>
-          <w:numId w:val="1063"/>
+          <w:numId w:val="1064"/>
         </w:numPr>
       </w:pPr>
       <w:r>
@@ -17471,7 +18020,7 @@
         <w:pStyle w:val="Compact"/>
         <w:numPr>
           <w:ilvl w:val="0"/>
-          <w:numId w:val="1063"/>
+          <w:numId w:val="1064"/>
         </w:numPr>
       </w:pPr>
       <w:r>
@@ -17504,35 +18053,80 @@
         <w:t xml:space="preserve">librarian</w:t>
       </w:r>
       <w:r>
+        <w:t xml:space="preserve">. Campo « Motivo »: « decisione AG del 04/05 » (dottrina 1, attesa rigorosa). Conferma: la</w:t>
+      </w:r>
+      <w:r>
+        <w:t xml:space="preserve"> </w:t>
+      </w:r>
+      <w:r>
+        <w:rPr>
+          <w:b/>
+          <w:bCs/>
+        </w:rPr>
+        <w:t xml:space="preserve">proposta</w:t>
+      </w:r>
+      <w:r>
+        <w:t xml:space="preserve"> </w:t>
+      </w:r>
+      <w:r>
+        <w:t xml:space="preserve">è depositata.</w:t>
+      </w:r>
+    </w:p>
+    <w:p>
+      <w:pPr>
+        <w:pStyle w:val="Compact"/>
+        <w:numPr>
+          <w:ilvl w:val="0"/>
+          <w:numId w:val="1064"/>
+        </w:numPr>
+      </w:pPr>
+      <w:r>
+        <w:t xml:space="preserve">Lucy (altra coordinatrice) riceve l’email di avallo e</w:t>
+      </w:r>
+      <w:r>
+        <w:t xml:space="preserve"> </w:t>
+      </w:r>
+      <w:r>
+        <w:rPr>
+          <w:b/>
+          <w:bCs/>
+        </w:rPr>
+        <w:t xml:space="preserve">ratifica</w:t>
+      </w:r>
+      <w:r>
+        <w:t xml:space="preserve"> </w:t>
+      </w:r>
+      <w:r>
+        <w:t xml:space="preserve">la proposta — un secondo sguardo, non una formalità.</w:t>
+      </w:r>
+    </w:p>
+    <w:p>
+      <w:pPr>
+        <w:pStyle w:val="Compact"/>
+        <w:numPr>
+          <w:ilvl w:val="0"/>
+          <w:numId w:val="1064"/>
+        </w:numPr>
+      </w:pPr>
+      <w:r>
+        <w:t xml:space="preserve">Voltairine riceve un’email: un invito a entrare nel gruppo la attende nel suo account. Lei</w:t>
+      </w:r>
+      <w:r>
+        <w:t xml:space="preserve"> </w:t>
+      </w:r>
+      <w:r>
+        <w:rPr>
+          <w:b/>
+          <w:bCs/>
+        </w:rPr>
+        <w:t xml:space="preserve">accetta</w:t>
+      </w:r>
+      <w:r>
         <w:t xml:space="preserve">.</w:t>
       </w:r>
     </w:p>
     <w:p>
       <w:pPr>
-        <w:pStyle w:val="Compact"/>
-        <w:numPr>
-          <w:ilvl w:val="0"/>
-          <w:numId w:val="1063"/>
-        </w:numPr>
-      </w:pPr>
-      <w:r>
-        <w:t xml:space="preserve">Campo « Motivo »: « decisione AG del 04/05 » (dottrina 1, attesa rigorosa).</w:t>
-      </w:r>
-    </w:p>
-    <w:p>
-      <w:pPr>
-        <w:pStyle w:val="Compact"/>
-        <w:numPr>
-          <w:ilvl w:val="0"/>
-          <w:numId w:val="1063"/>
-        </w:numPr>
-      </w:pPr>
-      <w:r>
-        <w:t xml:space="preserve">Conferma.</w:t>
-      </w:r>
-    </w:p>
-    <w:p>
-      <w:pPr>
         <w:pStyle w:val="FirstParagraph"/>
       </w:pPr>
       <w:r>
@@ -17540,48 +18134,69 @@
           <w:b/>
           <w:bCs/>
         </w:rPr>
-        <w:t xml:space="preserve">Effetto immediato.</w:t>
-      </w:r>
-    </w:p>
-    <w:p>
-      <w:pPr>
-        <w:pStyle w:val="Compact"/>
-        <w:numPr>
-          <w:ilvl w:val="0"/>
-          <w:numId w:val="1064"/>
-        </w:numPr>
-      </w:pPr>
-      <w:r>
-        <w:t xml:space="preserve">Voltairine riceve un’email: « Ciao Voltairine, sei stata nominata librarian della BLMF da Emma G. in seguito a:</w:t>
-      </w:r>
-      <w:r>
-        <w:t xml:space="preserve"> </w:t>
-      </w:r>
-      <w:r>
-        <w:t xml:space="preserve">“decisione AG del 04/05”</w:t>
-      </w:r>
-      <w:r>
-        <w:t xml:space="preserve">. I tuoi nuovi diritti sono attivi. Benvenut* nel gruppo. »</w:t>
-      </w:r>
-    </w:p>
-    <w:p>
-      <w:pPr>
-        <w:pStyle w:val="Compact"/>
-        <w:numPr>
-          <w:ilvl w:val="0"/>
-          <w:numId w:val="1064"/>
-        </w:numPr>
-      </w:pPr>
-      <w:r>
-        <w:t xml:space="preserve">Le altre coordinatrici/trice attive della BLMF (Lucy e Piotr) ricevono un’email informativa.</w:t>
-      </w:r>
-    </w:p>
-    <w:p>
-      <w:pPr>
-        <w:pStyle w:val="Compact"/>
-        <w:numPr>
-          <w:ilvl w:val="0"/>
-          <w:numId w:val="1064"/>
+        <w:t xml:space="preserve">Effetto all’accettazione.</w:t>
+      </w:r>
+    </w:p>
+    <w:p>
+      <w:pPr>
+        <w:pStyle w:val="Compact"/>
+        <w:numPr>
+          <w:ilvl w:val="0"/>
+          <w:numId w:val="1065"/>
+        </w:numPr>
+      </w:pPr>
+      <w:r>
+        <w:t xml:space="preserve">La riga</w:t>
+      </w:r>
+      <w:r>
+        <w:t xml:space="preserve"> </w:t>
+      </w:r>
+      <w:r>
+        <w:rPr>
+          <w:rStyle w:val="VerbatimChar"/>
+        </w:rPr>
+        <w:t xml:space="preserve">librarian</w:t>
+      </w:r>
+      <w:r>
+        <w:t xml:space="preserve"> </w:t>
+      </w:r>
+      <w:r>
+        <w:t xml:space="preserve">di Voltairine diventa attiva; la sua riga</w:t>
+      </w:r>
+      <w:r>
+        <w:t xml:space="preserve"> </w:t>
+      </w:r>
+      <w:r>
+        <w:rPr>
+          <w:rStyle w:val="VerbatimChar"/>
+        </w:rPr>
+        <w:t xml:space="preserve">reader</w:t>
+      </w:r>
+      <w:r>
+        <w:t xml:space="preserve"> </w:t>
+      </w:r>
+      <w:r>
+        <w:t xml:space="preserve">si chiude (ruolo esclusivo, §5.6).</w:t>
+      </w:r>
+    </w:p>
+    <w:p>
+      <w:pPr>
+        <w:pStyle w:val="Compact"/>
+        <w:numPr>
+          <w:ilvl w:val="0"/>
+          <w:numId w:val="1065"/>
+        </w:numPr>
+      </w:pPr>
+      <w:r>
+        <w:t xml:space="preserve">Voltairine riceve un’email di benvenuto; le coordinatrici attive della BLMF (Emma, Lucy, Piotr) ricevono un’email informativa.</w:t>
+      </w:r>
+    </w:p>
+    <w:p>
+      <w:pPr>
+        <w:pStyle w:val="Compact"/>
+        <w:numPr>
+          <w:ilvl w:val="0"/>
+          <w:numId w:val="1065"/>
         </w:numPr>
       </w:pPr>
       <w:r>
@@ -17594,7 +18209,53 @@
         <w:rPr>
           <w:rStyle w:val="VerbatimChar"/>
         </w:rPr>
-        <w:t xml:space="preserve">2026-05-05 14:30 — Emma G. ha promosso Voltairine d.C. librarian (motivo: decisione AG del 04/05)</w:t>
+        <w:t xml:space="preserve">promoted_to_librarian</w:t>
+      </w:r>
+      <w:r>
+        <w:t xml:space="preserve">, con la proposta, l’avallo e l’accettazione tracciabili.</w:t>
+      </w:r>
+    </w:p>
+    <w:p>
+      <w:pPr>
+        <w:pStyle w:val="FirstParagraph"/>
+      </w:pPr>
+      <w:r>
+        <w:rPr>
+          <w:b/>
+          <w:bCs/>
+        </w:rPr>
+        <w:t xml:space="preserve">Commento.</w:t>
+      </w:r>
+    </w:p>
+    <w:p>
+      <w:pPr>
+        <w:pStyle w:val="BodyText"/>
+      </w:pPr>
+      <w:r>
+        <w:t xml:space="preserve">Caso più semplice. Il SIGB esegue correttamente la decisione del collettivo, in tre tempi: Emma propone, Lucy avalla, Voltairine accetta. Nessun* ha deciso nulla da sol* — e Voltairine entra nel gruppo solo perché l’ha</w:t>
+      </w:r>
+      <w:r>
+        <w:t xml:space="preserve"> </w:t>
+      </w:r>
+      <w:r>
+        <w:rPr>
+          <w:b/>
+          <w:bCs/>
+        </w:rPr>
+        <w:t xml:space="preserve">detto</w:t>
+      </w:r>
+      <w:r>
+        <w:t xml:space="preserve">, nel software come in AG</w:t>
+      </w:r>
+      <w:r>
+        <w:t xml:space="preserve"> </w:t>
+      </w:r>
+      <w:r>
+        <w:rPr>
+          <w:i/>
+          <w:iCs/>
+        </w:rPr>
+        <w:t xml:space="preserve">(rifusione del 01/09/2026: prima di quella data, la promozione era diretta e immediata)</w:t>
       </w:r>
       <w:r>
         <w:t xml:space="preserve">.</w:t>
@@ -17602,29 +18263,9 @@
     </w:p>
     <w:p>
       <w:pPr>
-        <w:pStyle w:val="FirstParagraph"/>
-      </w:pPr>
-      <w:r>
-        <w:rPr>
-          <w:b/>
-          <w:bCs/>
-        </w:rPr>
-        <w:t xml:space="preserve">Commento.</w:t>
-      </w:r>
-    </w:p>
-    <w:p>
-      <w:pPr>
         <w:pStyle w:val="BodyText"/>
       </w:pPr>
       <w:r>
-        <w:t xml:space="preserve">Caso più semplice. Il SIGB esegue correttamente la decisione del collettivo. Emma non ha deciso nulla politicamente — ha cliccato per eseguire ciò che era stato deciso fuori dal software.</w:t>
-      </w:r>
-    </w:p>
-    <w:p>
-      <w:pPr>
-        <w:pStyle w:val="BodyText"/>
-      </w:pPr>
-      <w:r>
         <w:rPr>
           <w:b/>
           <w:bCs/>
@@ -17635,7 +18276,7 @@
         <w:t xml:space="preserve"> </w:t>
       </w:r>
       <w:r>
-        <w:t xml:space="preserve">verificare che l’AG abbia davvero avuto luogo, che la decisione sia stata davvero presa, che Voltairine sia davvero d’accordo. Queste cose sono</w:t>
+        <w:t xml:space="preserve">verificare che l’AG abbia davvero avuto luogo, né che la decisione sia stata davvero presa. Queste cose restano</w:t>
       </w:r>
       <w:r>
         <w:t xml:space="preserve"> </w:t>
@@ -17648,7 +18289,7 @@
         <w:t xml:space="preserve">fuori dal software</w:t>
       </w:r>
       <w:r>
-        <w:t xml:space="preserve">. Se Emma avesse mentito sull’AG, il SIGB non avrebbe visto nulla. La cultura politica della BLMF è ciò che impedisce questa menzogna (e il log la rende a posteriori tracciabile).</w:t>
+        <w:t xml:space="preserve">. Se Emma avesse mentito sull’AG, sarebbe servito che Lucy avallasse la menzogna e che Voltairine l’accettasse — il circuito rende la frode costosa, non rende inutile la cultura politica.</w:t>
       </w:r>
     </w:p>
     <w:bookmarkEnd w:id="157"/>
@@ -17696,7 +18337,7 @@
         <w:pStyle w:val="Compact"/>
         <w:numPr>
           <w:ilvl w:val="0"/>
-          <w:numId w:val="1065"/>
+          <w:numId w:val="1066"/>
         </w:numPr>
       </w:pPr>
       <w:r>
@@ -17733,7 +18374,7 @@
         <w:pStyle w:val="Compact"/>
         <w:numPr>
           <w:ilvl w:val="0"/>
-          <w:numId w:val="1065"/>
+          <w:numId w:val="1066"/>
         </w:numPr>
       </w:pPr>
       <w:r>
@@ -17770,7 +18411,7 @@
         <w:pStyle w:val="Compact"/>
         <w:numPr>
           <w:ilvl w:val="0"/>
-          <w:numId w:val="1065"/>
+          <w:numId w:val="1066"/>
         </w:numPr>
       </w:pPr>
       <w:r>
@@ -17782,7 +18423,7 @@
         <w:pStyle w:val="Compact"/>
         <w:numPr>
           <w:ilvl w:val="0"/>
-          <w:numId w:val="1065"/>
+          <w:numId w:val="1066"/>
         </w:numPr>
       </w:pPr>
       <w:r>
@@ -17794,7 +18435,7 @@
         <w:pStyle w:val="Compact"/>
         <w:numPr>
           <w:ilvl w:val="0"/>
-          <w:numId w:val="1065"/>
+          <w:numId w:val="1066"/>
         </w:numPr>
       </w:pPr>
       <w:r>
@@ -17818,7 +18459,7 @@
         <w:pStyle w:val="Compact"/>
         <w:numPr>
           <w:ilvl w:val="0"/>
-          <w:numId w:val="1066"/>
+          <w:numId w:val="1067"/>
         </w:numPr>
       </w:pPr>
       <w:r>
@@ -17846,22 +18487,25 @@
         <w:rPr>
           <w:rStyle w:val="VerbatimChar"/>
         </w:rPr>
-        <w:t xml:space="preserve">inactive</w:t>
-      </w:r>
-      <w:r>
-        <w:t xml:space="preserve">.</w:t>
-      </w:r>
-    </w:p>
-    <w:p>
-      <w:pPr>
-        <w:pStyle w:val="Compact"/>
-        <w:numPr>
-          <w:ilvl w:val="0"/>
-          <w:numId w:val="1066"/>
-        </w:numPr>
-      </w:pPr>
-      <w:r>
-        <w:t xml:space="preserve">La sua membership</w:t>
+        <w:t xml:space="preserve">vacated</w:t>
+      </w:r>
+      <w:r>
+        <w:t xml:space="preserve"> </w:t>
+      </w:r>
+      <w:r>
+        <w:t xml:space="preserve">(ruolo lasciato volontariamente).</w:t>
+      </w:r>
+    </w:p>
+    <w:p>
+      <w:pPr>
+        <w:pStyle w:val="Compact"/>
+        <w:numPr>
+          <w:ilvl w:val="0"/>
+          <w:numId w:val="1067"/>
+        </w:numPr>
+      </w:pPr>
+      <w:r>
+        <w:t xml:space="preserve">La sua riga</w:t>
       </w:r>
       <w:r>
         <w:t xml:space="preserve"> </w:t>
@@ -17876,27 +18520,15 @@
         <w:t xml:space="preserve"> </w:t>
       </w:r>
       <w:r>
-        <w:t xml:space="preserve">(che esisteva in parallelo) rimane</w:t>
-      </w:r>
-      <w:r>
-        <w:t xml:space="preserve"> </w:t>
-      </w:r>
-      <w:r>
-        <w:rPr>
-          <w:rStyle w:val="VerbatimChar"/>
-        </w:rPr>
-        <w:t xml:space="preserve">active</w:t>
-      </w:r>
-      <w:r>
-        <w:t xml:space="preserve">.</w:t>
-      </w:r>
-    </w:p>
-    <w:p>
-      <w:pPr>
-        <w:pStyle w:val="Compact"/>
-        <w:numPr>
-          <w:ilvl w:val="0"/>
-          <w:numId w:val="1066"/>
+        <w:t xml:space="preserve">— chiusa alla sua promozione alla coordinazione (ruolo esclusivo, §5.6) — viene riattivata.</w:t>
+      </w:r>
+    </w:p>
+    <w:p>
+      <w:pPr>
+        <w:pStyle w:val="Compact"/>
+        <w:numPr>
+          <w:ilvl w:val="0"/>
+          <w:numId w:val="1067"/>
         </w:numPr>
       </w:pPr>
       <w:r>
@@ -17908,7 +18540,7 @@
         <w:pStyle w:val="Compact"/>
         <w:numPr>
           <w:ilvl w:val="0"/>
-          <w:numId w:val="1066"/>
+          <w:numId w:val="1067"/>
         </w:numPr>
       </w:pPr>
       <w:r>
@@ -17920,7 +18552,7 @@
         <w:pStyle w:val="Compact"/>
         <w:numPr>
           <w:ilvl w:val="0"/>
-          <w:numId w:val="1066"/>
+          <w:numId w:val="1067"/>
         </w:numPr>
       </w:pPr>
       <w:r>
@@ -18019,7 +18651,7 @@
         <w:pStyle w:val="Compact"/>
         <w:numPr>
           <w:ilvl w:val="0"/>
-          <w:numId w:val="1067"/>
+          <w:numId w:val="1068"/>
         </w:numPr>
       </w:pPr>
       <w:r>
@@ -18056,7 +18688,7 @@
         <w:pStyle w:val="Compact"/>
         <w:numPr>
           <w:ilvl w:val="0"/>
-          <w:numId w:val="1067"/>
+          <w:numId w:val="1068"/>
         </w:numPr>
       </w:pPr>
       <w:r>
@@ -18081,7 +18713,7 @@
         <w:pStyle w:val="Compact"/>
         <w:numPr>
           <w:ilvl w:val="0"/>
-          <w:numId w:val="1067"/>
+          <w:numId w:val="1068"/>
         </w:numPr>
       </w:pPr>
       <w:r>
@@ -18093,7 +18725,7 @@
         <w:pStyle w:val="Compact"/>
         <w:numPr>
           <w:ilvl w:val="0"/>
-          <w:numId w:val="1067"/>
+          <w:numId w:val="1068"/>
         </w:numPr>
       </w:pPr>
       <w:r>
@@ -18105,7 +18737,7 @@
         <w:pStyle w:val="Compact"/>
         <w:numPr>
           <w:ilvl w:val="0"/>
-          <w:numId w:val="1067"/>
+          <w:numId w:val="1068"/>
         </w:numPr>
       </w:pPr>
       <w:r>
@@ -18129,7 +18761,7 @@
         <w:pStyle w:val="Compact"/>
         <w:numPr>
           <w:ilvl w:val="0"/>
-          <w:numId w:val="1068"/>
+          <w:numId w:val="1069"/>
         </w:numPr>
       </w:pPr>
       <w:r>
@@ -18165,7 +18797,7 @@
         <w:pStyle w:val="Compact"/>
         <w:numPr>
           <w:ilvl w:val="0"/>
-          <w:numId w:val="1068"/>
+          <w:numId w:val="1069"/>
         </w:numPr>
       </w:pPr>
       <w:r>
@@ -18187,7 +18819,7 @@
         <w:pStyle w:val="Compact"/>
         <w:numPr>
           <w:ilvl w:val="0"/>
-          <w:numId w:val="1068"/>
+          <w:numId w:val="1069"/>
         </w:numPr>
       </w:pPr>
       <w:r>
@@ -18217,7 +18849,7 @@
         <w:pStyle w:val="Compact"/>
         <w:numPr>
           <w:ilvl w:val="0"/>
-          <w:numId w:val="1068"/>
+          <w:numId w:val="1069"/>
         </w:numPr>
       </w:pPr>
       <w:r>
@@ -18229,7 +18861,7 @@
         <w:pStyle w:val="Compact"/>
         <w:numPr>
           <w:ilvl w:val="0"/>
-          <w:numId w:val="1068"/>
+          <w:numId w:val="1069"/>
         </w:numPr>
       </w:pPr>
       <w:r>
@@ -18265,7 +18897,7 @@
         <w:pStyle w:val="Compact"/>
         <w:numPr>
           <w:ilvl w:val="0"/>
-          <w:numId w:val="1069"/>
+          <w:numId w:val="1070"/>
         </w:numPr>
       </w:pPr>
       <w:r>
@@ -18277,7 +18909,7 @@
         <w:pStyle w:val="Compact"/>
         <w:numPr>
           <w:ilvl w:val="0"/>
-          <w:numId w:val="1069"/>
+          <w:numId w:val="1070"/>
         </w:numPr>
       </w:pPr>
       <w:r>
@@ -18289,7 +18921,7 @@
         <w:pStyle w:val="Compact"/>
         <w:numPr>
           <w:ilvl w:val="0"/>
-          <w:numId w:val="1069"/>
+          <w:numId w:val="1070"/>
         </w:numPr>
       </w:pPr>
       <w:r>
@@ -18301,7 +18933,7 @@
         <w:pStyle w:val="Compact"/>
         <w:numPr>
           <w:ilvl w:val="0"/>
-          <w:numId w:val="1069"/>
+          <w:numId w:val="1070"/>
         </w:numPr>
       </w:pPr>
       <w:r>
@@ -18336,7 +18968,58 @@
         <w:rPr>
           <w:rStyle w:val="VerbatimChar"/>
         </w:rPr>
-        <w:t xml:space="preserve">inactive</w:t>
+        <w:t xml:space="preserve">removed</w:t>
+      </w:r>
+      <w:r>
+        <w:t xml:space="preserve">; la sua riga</w:t>
+      </w:r>
+      <w:r>
+        <w:t xml:space="preserve"> </w:t>
+      </w:r>
+      <w:r>
+        <w:rPr>
+          <w:rStyle w:val="VerbatimChar"/>
+        </w:rPr>
+        <w:t xml:space="preserve">reader</w:t>
+      </w:r>
+      <w:r>
+        <w:t xml:space="preserve"> </w:t>
+      </w:r>
+      <w:r>
+        <w:t xml:space="preserve">viene riattivata (lascia il gruppo, non la biblioteca).</w:t>
+      </w:r>
+    </w:p>
+    <w:p>
+      <w:pPr>
+        <w:pStyle w:val="Compact"/>
+        <w:numPr>
+          <w:ilvl w:val="0"/>
+          <w:numId w:val="1070"/>
+        </w:numPr>
+      </w:pPr>
+      <w:r>
+        <w:t xml:space="preserve">Email finale a Karl e alla coordinazione.</w:t>
+      </w:r>
+    </w:p>
+    <w:p>
+      <w:pPr>
+        <w:pStyle w:val="Compact"/>
+        <w:numPr>
+          <w:ilvl w:val="0"/>
+          <w:numId w:val="1070"/>
+        </w:numPr>
+      </w:pPr>
+      <w:r>
+        <w:t xml:space="preserve">Audit log:</w:t>
+      </w:r>
+      <w:r>
+        <w:t xml:space="preserve"> </w:t>
+      </w:r>
+      <w:r>
+        <w:rPr>
+          <w:rStyle w:val="VerbatimChar"/>
+        </w:rPr>
+        <w:t xml:space="preserve">2026-05-12 — passaggio automatico a inattivo (motivo: pending_removal scaduto, cron) — actor: NULL</w:t>
       </w:r>
       <w:r>
         <w:t xml:space="preserve">.</w:t>
@@ -18344,35 +19027,51 @@
     </w:p>
     <w:p>
       <w:pPr>
-        <w:pStyle w:val="Compact"/>
-        <w:numPr>
-          <w:ilvl w:val="0"/>
-          <w:numId w:val="1069"/>
-        </w:numPr>
-      </w:pPr>
-      <w:r>
-        <w:t xml:space="preserve">Email finale a Karl e alla coordinazione.</w:t>
-      </w:r>
-    </w:p>
-    <w:p>
-      <w:pPr>
-        <w:pStyle w:val="Compact"/>
-        <w:numPr>
-          <w:ilvl w:val="0"/>
-          <w:numId w:val="1069"/>
-        </w:numPr>
-      </w:pPr>
-      <w:r>
-        <w:t xml:space="preserve">Audit log:</w:t>
-      </w:r>
-      <w:r>
-        <w:t xml:space="preserve"> </w:t>
-      </w:r>
-      <w:r>
-        <w:rPr>
-          <w:rStyle w:val="VerbatimChar"/>
-        </w:rPr>
-        <w:t xml:space="preserve">2026-05-12 — passaggio automatico a inattivo (motivo: pending_removal scaduto, cron) — actor: NULL</w:t>
+        <w:pStyle w:val="FirstParagraph"/>
+      </w:pPr>
+      <w:r>
+        <w:rPr>
+          <w:b/>
+          <w:bCs/>
+        </w:rPr>
+        <w:t xml:space="preserve">Commento.</w:t>
+      </w:r>
+    </w:p>
+    <w:p>
+      <w:pPr>
+        <w:pStyle w:val="BodyText"/>
+      </w:pPr>
+      <w:r>
+        <w:t xml:space="preserve">Questo è il caso dell’esclusione collettiva. Tre elementi politici da notare:</w:t>
+      </w:r>
+    </w:p>
+    <w:p>
+      <w:pPr>
+        <w:pStyle w:val="Compact"/>
+        <w:numPr>
+          <w:ilvl w:val="0"/>
+          <w:numId w:val="1071"/>
+        </w:numPr>
+      </w:pPr>
+      <w:r>
+        <w:rPr>
+          <w:b/>
+          <w:bCs/>
+        </w:rPr>
+        <w:t xml:space="preserve">La carence ha funzionato come possibile salvaguardia</w:t>
+      </w:r>
+      <w:r>
+        <w:t xml:space="preserve">, senza essere utilizzata. Lucy ed Emma avrebbero potuto annullare; non l’hanno fatto. Il fatto che nessuno abbia annullato è esso stesso una</w:t>
+      </w:r>
+      <w:r>
+        <w:t xml:space="preserve"> </w:t>
+      </w:r>
+      <w:r>
+        <w:rPr>
+          <w:b/>
+          <w:bCs/>
+        </w:rPr>
+        <w:t xml:space="preserve">deliberazione implicita</w:t>
       </w:r>
       <w:r>
         <w:t xml:space="preserve">.</w:t>
@@ -18380,62 +19079,10 @@
     </w:p>
     <w:p>
       <w:pPr>
-        <w:pStyle w:val="FirstParagraph"/>
-      </w:pPr>
-      <w:r>
-        <w:rPr>
-          <w:b/>
-          <w:bCs/>
-        </w:rPr>
-        <w:t xml:space="preserve">Commento.</w:t>
-      </w:r>
-    </w:p>
-    <w:p>
-      <w:pPr>
-        <w:pStyle w:val="BodyText"/>
-      </w:pPr>
-      <w:r>
-        <w:t xml:space="preserve">Questo è il caso dell’esclusione collettiva. Tre elementi politici da notare:</w:t>
-      </w:r>
-    </w:p>
-    <w:p>
-      <w:pPr>
-        <w:pStyle w:val="Compact"/>
-        <w:numPr>
-          <w:ilvl w:val="0"/>
-          <w:numId w:val="1070"/>
-        </w:numPr>
-      </w:pPr>
-      <w:r>
-        <w:rPr>
-          <w:b/>
-          <w:bCs/>
-        </w:rPr>
-        <w:t xml:space="preserve">La carence ha funzionato come possibile salvaguardia</w:t>
-      </w:r>
-      <w:r>
-        <w:t xml:space="preserve">, senza essere utilizzata. Lucy ed Emma avrebbero potuto annullare; non l’hanno fatto. Il fatto che nessuno abbia annullato è esso stesso una</w:t>
-      </w:r>
-      <w:r>
-        <w:t xml:space="preserve"> </w:t>
-      </w:r>
-      <w:r>
-        <w:rPr>
-          <w:b/>
-          <w:bCs/>
-        </w:rPr>
-        <w:t xml:space="preserve">deliberazione implicita</w:t>
-      </w:r>
-      <w:r>
-        <w:t xml:space="preserve">.</w:t>
-      </w:r>
-    </w:p>
-    <w:p>
-      <w:pPr>
-        <w:pStyle w:val="Compact"/>
-        <w:numPr>
-          <w:ilvl w:val="0"/>
-          <w:numId w:val="1070"/>
+        <w:pStyle w:val="Compact"/>
+        <w:numPr>
+          <w:ilvl w:val="0"/>
+          <w:numId w:val="1071"/>
         </w:numPr>
       </w:pPr>
       <w:r>
@@ -18457,7 +19104,7 @@
         <w:pStyle w:val="Compact"/>
         <w:numPr>
           <w:ilvl w:val="0"/>
-          <w:numId w:val="1070"/>
+          <w:numId w:val="1071"/>
         </w:numPr>
       </w:pPr>
       <w:r>
@@ -18534,7 +19181,7 @@
         <w:pStyle w:val="Compact"/>
         <w:numPr>
           <w:ilvl w:val="0"/>
-          <w:numId w:val="1071"/>
+          <w:numId w:val="1072"/>
         </w:numPr>
       </w:pPr>
       <w:r>
@@ -18571,7 +19218,7 @@
         <w:pStyle w:val="Compact"/>
         <w:numPr>
           <w:ilvl w:val="0"/>
-          <w:numId w:val="1071"/>
+          <w:numId w:val="1072"/>
         </w:numPr>
       </w:pPr>
       <w:r>
@@ -18596,7 +19243,7 @@
         <w:pStyle w:val="Compact"/>
         <w:numPr>
           <w:ilvl w:val="0"/>
-          <w:numId w:val="1071"/>
+          <w:numId w:val="1072"/>
         </w:numPr>
       </w:pPr>
       <w:r>
@@ -18624,7 +19271,7 @@
         <w:pStyle w:val="Compact"/>
         <w:numPr>
           <w:ilvl w:val="0"/>
-          <w:numId w:val="1071"/>
+          <w:numId w:val="1072"/>
         </w:numPr>
       </w:pPr>
       <w:r>
@@ -18636,7 +19283,7 @@
         <w:pStyle w:val="Compact"/>
         <w:numPr>
           <w:ilvl w:val="0"/>
-          <w:numId w:val="1071"/>
+          <w:numId w:val="1072"/>
         </w:numPr>
       </w:pPr>
       <w:r>
@@ -18660,7 +19307,7 @@
         <w:pStyle w:val="Compact"/>
         <w:numPr>
           <w:ilvl w:val="0"/>
-          <w:numId w:val="1072"/>
+          <w:numId w:val="1073"/>
         </w:numPr>
       </w:pPr>
       <w:r>
@@ -18684,7 +19331,7 @@
         <w:pStyle w:val="Compact"/>
         <w:numPr>
           <w:ilvl w:val="0"/>
-          <w:numId w:val="1072"/>
+          <w:numId w:val="1073"/>
         </w:numPr>
       </w:pPr>
       <w:r>
@@ -18706,7 +19353,7 @@
         <w:pStyle w:val="Compact"/>
         <w:numPr>
           <w:ilvl w:val="0"/>
-          <w:numId w:val="1072"/>
+          <w:numId w:val="1073"/>
         </w:numPr>
       </w:pPr>
       <w:r>
@@ -18731,7 +19378,7 @@
         <w:pStyle w:val="Compact"/>
         <w:numPr>
           <w:ilvl w:val="0"/>
-          <w:numId w:val="1072"/>
+          <w:numId w:val="1073"/>
         </w:numPr>
       </w:pPr>
       <w:r>
@@ -18743,7 +19390,7 @@
         <w:pStyle w:val="Compact"/>
         <w:numPr>
           <w:ilvl w:val="0"/>
-          <w:numId w:val="1072"/>
+          <w:numId w:val="1073"/>
         </w:numPr>
       </w:pPr>
       <w:r>
@@ -18779,7 +19426,7 @@
         <w:pStyle w:val="Compact"/>
         <w:numPr>
           <w:ilvl w:val="0"/>
-          <w:numId w:val="1073"/>
+          <w:numId w:val="1074"/>
         </w:numPr>
       </w:pPr>
       <w:r>
@@ -18798,7 +19445,7 @@
         <w:pStyle w:val="Compact"/>
         <w:numPr>
           <w:ilvl w:val="0"/>
-          <w:numId w:val="1073"/>
+          <w:numId w:val="1074"/>
         </w:numPr>
       </w:pPr>
       <w:r>
@@ -18817,7 +19464,7 @@
         <w:pStyle w:val="Compact"/>
         <w:numPr>
           <w:ilvl w:val="0"/>
-          <w:numId w:val="1073"/>
+          <w:numId w:val="1074"/>
         </w:numPr>
       </w:pPr>
       <w:r>
@@ -18836,7 +19483,7 @@
         <w:pStyle w:val="Compact"/>
         <w:numPr>
           <w:ilvl w:val="0"/>
-          <w:numId w:val="1073"/>
+          <w:numId w:val="1074"/>
         </w:numPr>
       </w:pPr>
       <w:r>
@@ -18855,7 +19502,7 @@
         <w:pStyle w:val="Compact"/>
         <w:numPr>
           <w:ilvl w:val="0"/>
-          <w:numId w:val="1073"/>
+          <w:numId w:val="1074"/>
         </w:numPr>
       </w:pPr>
       <w:r>
@@ -18967,7 +19614,7 @@
         <w:pStyle w:val="Compact"/>
         <w:numPr>
           <w:ilvl w:val="0"/>
-          <w:numId w:val="1074"/>
+          <w:numId w:val="1075"/>
         </w:numPr>
       </w:pPr>
       <w:r>
@@ -19017,7 +19664,7 @@
         <w:pStyle w:val="Compact"/>
         <w:numPr>
           <w:ilvl w:val="0"/>
-          <w:numId w:val="1074"/>
+          <w:numId w:val="1075"/>
         </w:numPr>
       </w:pPr>
       <w:r>
@@ -19087,7 +19734,7 @@
         <w:pStyle w:val="Compact"/>
         <w:numPr>
           <w:ilvl w:val="0"/>
-          <w:numId w:val="1074"/>
+          <w:numId w:val="1075"/>
         </w:numPr>
       </w:pPr>
       <w:r>
@@ -19111,7 +19758,7 @@
         <w:pStyle w:val="Compact"/>
         <w:numPr>
           <w:ilvl w:val="0"/>
-          <w:numId w:val="1075"/>
+          <w:numId w:val="1076"/>
         </w:numPr>
       </w:pPr>
       <w:r>
@@ -19124,7 +19771,7 @@
         <w:rPr>
           <w:rStyle w:val="VerbatimChar"/>
         </w:rPr>
-        <w:t xml:space="preserve">inactive</w:t>
+        <w:t xml:space="preserve">vacated</w:t>
       </w:r>
       <w:r>
         <w:t xml:space="preserve">.</w:t>
@@ -19135,7 +19782,7 @@
         <w:pStyle w:val="Compact"/>
         <w:numPr>
           <w:ilvl w:val="0"/>
-          <w:numId w:val="1075"/>
+          <w:numId w:val="1076"/>
         </w:numPr>
       </w:pPr>
       <w:r>
@@ -19147,7 +19794,7 @@
         <w:pStyle w:val="Compact"/>
         <w:numPr>
           <w:ilvl w:val="0"/>
-          <w:numId w:val="1075"/>
+          <w:numId w:val="1076"/>
         </w:numPr>
       </w:pPr>
       <w:r>
@@ -19174,7 +19821,7 @@
         <w:pStyle w:val="Compact"/>
         <w:numPr>
           <w:ilvl w:val="0"/>
-          <w:numId w:val="1075"/>
+          <w:numId w:val="1076"/>
         </w:numPr>
       </w:pPr>
       <w:r>
@@ -19206,7 +19853,7 @@
         <w:pStyle w:val="Compact"/>
         <w:numPr>
           <w:ilvl w:val="0"/>
-          <w:numId w:val="1075"/>
+          <w:numId w:val="1076"/>
         </w:numPr>
       </w:pPr>
       <w:r>
@@ -19242,7 +19889,7 @@
         <w:pStyle w:val="Compact"/>
         <w:numPr>
           <w:ilvl w:val="0"/>
-          <w:numId w:val="1076"/>
+          <w:numId w:val="1077"/>
         </w:numPr>
       </w:pPr>
       <w:r>
@@ -19269,7 +19916,7 @@
         <w:pStyle w:val="Compact"/>
         <w:numPr>
           <w:ilvl w:val="0"/>
-          <w:numId w:val="1076"/>
+          <w:numId w:val="1077"/>
         </w:numPr>
       </w:pPr>
       <w:r>
@@ -19281,11 +19928,53 @@
         <w:pStyle w:val="Compact"/>
         <w:numPr>
           <w:ilvl w:val="0"/>
-          <w:numId w:val="1076"/>
-        </w:numPr>
-      </w:pPr>
-      <w:r>
-        <w:t xml:space="preserve">16 maggio: Xavier (o un* altr* coordinatore/trice BLMF che non esiste più in questo caso, quindi Xavier nel suo diritto trasversale) cootta Voltairine come coordinatrice/trice.</w:t>
+          <w:numId w:val="1077"/>
+        </w:numPr>
+      </w:pPr>
+      <w:r>
+        <w:t xml:space="preserve">16 maggio: Xavier, nel suo diritto trasversale (non resta alcun/a coordinatore/trice BLMF per farlo),</w:t>
+      </w:r>
+      <w:r>
+        <w:t xml:space="preserve"> </w:t>
+      </w:r>
+      <w:r>
+        <w:rPr>
+          <w:b/>
+          <w:bCs/>
+        </w:rPr>
+        <w:t xml:space="preserve">deposita la proposta di coordinazione</w:t>
+      </w:r>
+      <w:r>
+        <w:t xml:space="preserve"> </w:t>
+      </w:r>
+      <w:r>
+        <w:t xml:space="preserve">che riguarda Voltairine — librarian attiva, la precondizione T2 è soddisfatta. Friedrich</w:t>
+      </w:r>
+      <w:r>
+        <w:t xml:space="preserve"> </w:t>
+      </w:r>
+      <w:r>
+        <w:rPr>
+          <w:b/>
+          <w:bCs/>
+        </w:rPr>
+        <w:t xml:space="preserve">avalla</w:t>
+      </w:r>
+      <w:r>
+        <w:t xml:space="preserve">, Voltairine</w:t>
+      </w:r>
+      <w:r>
+        <w:t xml:space="preserve"> </w:t>
+      </w:r>
+      <w:r>
+        <w:rPr>
+          <w:b/>
+          <w:bCs/>
+        </w:rPr>
+        <w:t xml:space="preserve">accetta</w:t>
+      </w:r>
+      <w:r>
+        <w:t xml:space="preserve">: anche in una ripresa da admin di rete, il circuito collegiale si applica integralmente — Xavier non può « fabbricare » una coordinatrice da solo.</w:t>
       </w:r>
       <w:r>
         <w:t xml:space="preserve"> </w:t>
@@ -19298,7 +19987,7 @@
         <w:t xml:space="preserve">Informazione preliminare obbligatoria</w:t>
       </w:r>
       <w:r>
-        <w:t xml:space="preserve">: Xavier ha scritto a Friedrich e Voltairine 2 giorni prima per annunciare l’azione. Una volta effettuata, l’azione è registrata in</w:t>
+        <w:t xml:space="preserve">: Xavier ha scritto a Friedrich e Voltairine 2 giorni prima per annunciare il deposito. L’azione è registrata in</w:t>
       </w:r>
       <w:r>
         <w:t xml:space="preserve"> </w:t>
@@ -19461,7 +20150,7 @@
         <w:pStyle w:val="Compact"/>
         <w:numPr>
           <w:ilvl w:val="0"/>
-          <w:numId w:val="1077"/>
+          <w:numId w:val="1078"/>
         </w:numPr>
       </w:pPr>
       <w:r>
@@ -19498,7 +20187,7 @@
         <w:pStyle w:val="Compact"/>
         <w:numPr>
           <w:ilvl w:val="0"/>
-          <w:numId w:val="1077"/>
+          <w:numId w:val="1078"/>
         </w:numPr>
       </w:pPr>
       <w:r>
@@ -19510,7 +20199,7 @@
         <w:pStyle w:val="Compact"/>
         <w:numPr>
           <w:ilvl w:val="0"/>
-          <w:numId w:val="1077"/>
+          <w:numId w:val="1078"/>
         </w:numPr>
       </w:pPr>
       <w:r>
@@ -19522,7 +20211,7 @@
         <w:pStyle w:val="Compact"/>
         <w:numPr>
           <w:ilvl w:val="0"/>
-          <w:numId w:val="1077"/>
+          <w:numId w:val="1078"/>
         </w:numPr>
       </w:pPr>
       <w:r>
@@ -19546,7 +20235,7 @@
         <w:pStyle w:val="Compact"/>
         <w:numPr>
           <w:ilvl w:val="0"/>
-          <w:numId w:val="1078"/>
+          <w:numId w:val="1079"/>
         </w:numPr>
       </w:pPr>
       <w:r>
@@ -19582,7 +20271,7 @@
         <w:pStyle w:val="Compact"/>
         <w:numPr>
           <w:ilvl w:val="0"/>
-          <w:numId w:val="1078"/>
+          <w:numId w:val="1079"/>
         </w:numPr>
       </w:pPr>
       <w:r>
@@ -19609,7 +20298,7 @@
         <w:pStyle w:val="Compact"/>
         <w:numPr>
           <w:ilvl w:val="0"/>
-          <w:numId w:val="1078"/>
+          <w:numId w:val="1079"/>
         </w:numPr>
       </w:pPr>
       <w:r>
@@ -19633,7 +20322,7 @@
         <w:pStyle w:val="Compact"/>
         <w:numPr>
           <w:ilvl w:val="0"/>
-          <w:numId w:val="1079"/>
+          <w:numId w:val="1080"/>
         </w:numPr>
       </w:pPr>
       <w:r>
@@ -19673,7 +20362,7 @@
         <w:pStyle w:val="Compact"/>
         <w:numPr>
           <w:ilvl w:val="0"/>
-          <w:numId w:val="1079"/>
+          <w:numId w:val="1080"/>
         </w:numPr>
       </w:pPr>
       <w:r>
@@ -19725,7 +20414,7 @@
         <w:pStyle w:val="Compact"/>
         <w:numPr>
           <w:ilvl w:val="0"/>
-          <w:numId w:val="1080"/>
+          <w:numId w:val="1081"/>
         </w:numPr>
       </w:pPr>
       <w:r>
@@ -19749,7 +20438,7 @@
         <w:pStyle w:val="Compact"/>
         <w:numPr>
           <w:ilvl w:val="0"/>
-          <w:numId w:val="1080"/>
+          <w:numId w:val="1081"/>
         </w:numPr>
       </w:pPr>
       <w:r>
@@ -19770,7 +20459,7 @@
         <w:pStyle w:val="Compact"/>
         <w:numPr>
           <w:ilvl w:val="0"/>
-          <w:numId w:val="1080"/>
+          <w:numId w:val="1081"/>
         </w:numPr>
       </w:pPr>
       <w:r>
@@ -19782,7 +20471,7 @@
         <w:pStyle w:val="Compact"/>
         <w:numPr>
           <w:ilvl w:val="0"/>
-          <w:numId w:val="1080"/>
+          <w:numId w:val="1081"/>
         </w:numPr>
       </w:pPr>
       <w:r>
@@ -19794,7 +20483,7 @@
         <w:pStyle w:val="Compact"/>
         <w:numPr>
           <w:ilvl w:val="0"/>
-          <w:numId w:val="1080"/>
+          <w:numId w:val="1081"/>
         </w:numPr>
       </w:pPr>
       <w:r>
@@ -20234,7 +20923,7 @@
         <w:rPr>
           <w:rStyle w:val="VerbatimChar"/>
         </w:rPr>
-        <w:t xml:space="preserve">inactive</w:t>
+        <w:t xml:space="preserve">removed</w:t>
       </w:r>
       <w:r>
         <w:t xml:space="preserve"> </w:t>
@@ -20306,7 +20995,23 @@
         <w:t xml:space="preserve"> </w:t>
       </w:r>
       <w:r>
-        <w:t xml:space="preserve">che esprime il legame di una persona a una biblioteca in un dato ruolo. Una persona può avere più membership in una biblioteca (multi-membership).</w:t>
+        <w:t xml:space="preserve">che esprime il legame di una persona a una biblioteca in un dato ruolo. Una persona può avere più righe in una biblioteca (la sua storia), ma</w:t>
+      </w:r>
+      <w:r>
+        <w:t xml:space="preserve"> </w:t>
+      </w:r>
+      <w:r>
+        <w:rPr>
+          <w:b/>
+          <w:bCs/>
+        </w:rPr>
+        <w:t xml:space="preserve">una sola attiva</w:t>
+      </w:r>
+      <w:r>
+        <w:t xml:space="preserve"> </w:t>
+      </w:r>
+      <w:r>
+        <w:t xml:space="preserve">alla volta (ruolo esclusivo, cfr. §5.6).</w:t>
       </w:r>
     </w:p>
     <w:p>
@@ -20324,7 +21029,23 @@
         <w:t xml:space="preserve"> </w:t>
       </w:r>
       <w:r>
-        <w:t xml:space="preserve">— Possibilità di avere più righe di membership per la stessa persona nella stessa biblioteca, con ruoli diversi.</w:t>
+        <w:t xml:space="preserve">— Modello storico in cui la stessa persona poteva avere più righe di membership</w:t>
+      </w:r>
+      <w:r>
+        <w:t xml:space="preserve"> </w:t>
+      </w:r>
+      <w:r>
+        <w:rPr>
+          <w:i/>
+          <w:iCs/>
+        </w:rPr>
+        <w:t xml:space="preserve">attive</w:t>
+      </w:r>
+      <w:r>
+        <w:t xml:space="preserve"> </w:t>
+      </w:r>
+      <w:r>
+        <w:t xml:space="preserve">nella stessa biblioteca, con ruoli diversi. Abbandonato a maggio 2026 a favore del ruolo esclusivo (§5.6).</w:t>
       </w:r>
     </w:p>
     <w:p>
@@ -20650,29 +21371,447 @@
               <w:rPr>
                 <w:rStyle w:val="VerbatimChar"/>
               </w:rPr>
-              <w:t xml:space="preserve">fn_team_promote_to_librarian</w:t>
-            </w:r>
-          </w:p>
-        </w:tc>
-        <w:tc>
-          <w:tcPr/>
-          <w:p>
-            <w:pPr>
-              <w:pStyle w:val="Compact"/>
-            </w:pPr>
-            <w:r>
-              <w:t xml:space="preserve">T1</w:t>
-            </w:r>
-          </w:p>
-        </w:tc>
-        <w:tc>
-          <w:tcPr/>
-          <w:p>
-            <w:pPr>
-              <w:pStyle w:val="Compact"/>
-            </w:pPr>
-            <w:r>
-              <w:t xml:space="preserve">Cooptazione</w:t>
+              <w:t xml:space="preserve">fn_team_propose_invitation</w:t>
+            </w:r>
+          </w:p>
+        </w:tc>
+        <w:tc>
+          <w:tcPr/>
+          <w:p>
+            <w:pPr>
+              <w:pStyle w:val="Compact"/>
+            </w:pPr>
+            <w:r>
+              <w:t xml:space="preserve">T1, T2, T2b</w:t>
+            </w:r>
+          </w:p>
+        </w:tc>
+        <w:tc>
+          <w:tcPr/>
+          <w:p>
+            <w:pPr>
+              <w:pStyle w:val="Compact"/>
+            </w:pPr>
+            <w:r>
+              <w:t xml:space="preserve">Depositare una proposta (accoglienza o coordinazione)</w:t>
+            </w:r>
+          </w:p>
+        </w:tc>
+      </w:tr>
+      <w:tr>
+        <w:tc>
+          <w:tcPr/>
+          <w:p>
+            <w:pPr>
+              <w:pStyle w:val="Compact"/>
+            </w:pPr>
+            <w:r>
+              <w:rPr>
+                <w:rStyle w:val="VerbatimChar"/>
+              </w:rPr>
+              <w:t xml:space="preserve">fn_team_ratify_invitation</w:t>
+            </w:r>
+          </w:p>
+        </w:tc>
+        <w:tc>
+          <w:tcPr/>
+          <w:p>
+            <w:pPr>
+              <w:pStyle w:val="Compact"/>
+            </w:pPr>
+            <w:r>
+              <w:t xml:space="preserve">T1, T2, T2b</w:t>
+            </w:r>
+          </w:p>
+        </w:tc>
+        <w:tc>
+          <w:tcPr/>
+          <w:p>
+            <w:pPr>
+              <w:pStyle w:val="Compact"/>
+            </w:pPr>
+            <w:r>
+              <w:t xml:space="preserve">Avallare una proposta (quorum)</w:t>
+            </w:r>
+          </w:p>
+        </w:tc>
+      </w:tr>
+      <w:tr>
+        <w:tc>
+          <w:tcPr/>
+          <w:p>
+            <w:pPr>
+              <w:pStyle w:val="Compact"/>
+            </w:pPr>
+            <w:r>
+              <w:rPr>
+                <w:rStyle w:val="VerbatimChar"/>
+              </w:rPr>
+              <w:t xml:space="preserve">fn_team_accept_invitation</w:t>
+            </w:r>
+          </w:p>
+        </w:tc>
+        <w:tc>
+          <w:tcPr/>
+          <w:p>
+            <w:pPr>
+              <w:pStyle w:val="Compact"/>
+            </w:pPr>
+            <w:r>
+              <w:t xml:space="preserve">T1, T2, T2b</w:t>
+            </w:r>
+          </w:p>
+        </w:tc>
+        <w:tc>
+          <w:tcPr/>
+          <w:p>
+            <w:pPr>
+              <w:pStyle w:val="Compact"/>
+            </w:pPr>
+            <w:r>
+              <w:t xml:space="preserve">Accettare la carica — è questo gesto che promuove</w:t>
+            </w:r>
+          </w:p>
+        </w:tc>
+      </w:tr>
+      <w:tr>
+        <w:tc>
+          <w:tcPr/>
+          <w:p>
+            <w:pPr>
+              <w:pStyle w:val="Compact"/>
+            </w:pPr>
+            <w:r>
+              <w:rPr>
+                <w:rStyle w:val="VerbatimChar"/>
+              </w:rPr>
+              <w:t xml:space="preserve">fn_team_decline_invitation</w:t>
+            </w:r>
+          </w:p>
+        </w:tc>
+        <w:tc>
+          <w:tcPr/>
+          <w:p>
+            <w:pPr>
+              <w:pStyle w:val="Compact"/>
+            </w:pPr>
+            <w:r>
+              <w:t xml:space="preserve">T1, T2, T2b</w:t>
+            </w:r>
+          </w:p>
+        </w:tc>
+        <w:tc>
+          <w:tcPr/>
+          <w:p>
+            <w:pPr>
+              <w:pStyle w:val="Compact"/>
+            </w:pPr>
+            <w:r>
+              <w:t xml:space="preserve">Rifiutare la carica (non costa nulla)</w:t>
+            </w:r>
+          </w:p>
+        </w:tc>
+      </w:tr>
+      <w:tr>
+        <w:tc>
+          <w:tcPr/>
+          <w:p>
+            <w:pPr>
+              <w:pStyle w:val="Compact"/>
+            </w:pPr>
+            <w:r>
+              <w:rPr>
+                <w:rStyle w:val="VerbatimChar"/>
+              </w:rPr>
+              <w:t xml:space="preserve">fn_team_revoke_invitation</w:t>
+            </w:r>
+          </w:p>
+        </w:tc>
+        <w:tc>
+          <w:tcPr/>
+          <w:p>
+            <w:pPr>
+              <w:pStyle w:val="Compact"/>
+            </w:pPr>
+            <w:r>
+              <w:t xml:space="preserve">T1, T2, T2b</w:t>
+            </w:r>
+          </w:p>
+        </w:tc>
+        <w:tc>
+          <w:tcPr/>
+          <w:p>
+            <w:pPr>
+              <w:pStyle w:val="Compact"/>
+            </w:pPr>
+            <w:r>
+              <w:t xml:space="preserve">Revocare una proposta depositata per errore</w:t>
+            </w:r>
+          </w:p>
+        </w:tc>
+      </w:tr>
+      <w:tr>
+        <w:tc>
+          <w:tcPr/>
+          <w:p>
+            <w:pPr>
+              <w:pStyle w:val="Compact"/>
+            </w:pPr>
+            <w:r>
+              <w:rPr>
+                <w:rStyle w:val="VerbatimChar"/>
+              </w:rPr>
+              <w:t xml:space="preserve">fn_team_expire_invitations</w:t>
+            </w:r>
+          </w:p>
+        </w:tc>
+        <w:tc>
+          <w:tcPr/>
+          <w:p>
+            <w:pPr>
+              <w:pStyle w:val="Compact"/>
+            </w:pPr>
+            <w:r>
+              <w:t xml:space="preserve">T1, T2, T2b</w:t>
+            </w:r>
+          </w:p>
+        </w:tc>
+        <w:tc>
+          <w:tcPr/>
+          <w:p>
+            <w:pPr>
+              <w:pStyle w:val="Compact"/>
+            </w:pPr>
+            <w:r>
+              <w:t xml:space="preserve">Cron: scadenza delle proposte (30 giorni)</w:t>
+            </w:r>
+          </w:p>
+        </w:tc>
+      </w:tr>
+      <w:tr>
+        <w:tc>
+          <w:tcPr/>
+          <w:p>
+            <w:pPr>
+              <w:pStyle w:val="Compact"/>
+            </w:pPr>
+            <w:r>
+              <w:rPr>
+                <w:rStyle w:val="VerbatimChar"/>
+              </w:rPr>
+              <w:t xml:space="preserve">fn_team_self_demote</w:t>
+            </w:r>
+          </w:p>
+        </w:tc>
+        <w:tc>
+          <w:tcPr/>
+          <w:p>
+            <w:pPr>
+              <w:pStyle w:val="Compact"/>
+            </w:pPr>
+            <w:r>
+              <w:t xml:space="preserve">T3, T4</w:t>
+            </w:r>
+          </w:p>
+        </w:tc>
+        <w:tc>
+          <w:tcPr/>
+          <w:p>
+            <w:pPr>
+              <w:pStyle w:val="Compact"/>
+            </w:pPr>
+            <w:r>
+              <w:t xml:space="preserve">Auto-retrocessione (« passo il testimone »)</w:t>
+            </w:r>
+          </w:p>
+        </w:tc>
+      </w:tr>
+      <w:tr>
+        <w:tc>
+          <w:tcPr/>
+          <w:p>
+            <w:pPr>
+              <w:pStyle w:val="Compact"/>
+            </w:pPr>
+            <w:r>
+              <w:rPr>
+                <w:rStyle w:val="VerbatimChar"/>
+              </w:rPr>
+              <w:t xml:space="preserve">fn_team_request_remove_member</w:t>
+            </w:r>
+          </w:p>
+        </w:tc>
+        <w:tc>
+          <w:tcPr/>
+          <w:p>
+            <w:pPr>
+              <w:pStyle w:val="Compact"/>
+            </w:pPr>
+            <w:r>
+              <w:t xml:space="preserve">T5</w:t>
+            </w:r>
+          </w:p>
+        </w:tc>
+        <w:tc>
+          <w:tcPr/>
+          <w:p>
+            <w:pPr>
+              <w:pStyle w:val="Compact"/>
+            </w:pPr>
+            <w:r>
+              <w:t xml:space="preserve">Richiesta di rimozione con carence 7g</w:t>
+            </w:r>
+          </w:p>
+        </w:tc>
+      </w:tr>
+      <w:tr>
+        <w:tc>
+          <w:tcPr/>
+          <w:p>
+            <w:pPr>
+              <w:pStyle w:val="Compact"/>
+            </w:pPr>
+            <w:r>
+              <w:rPr>
+                <w:rStyle w:val="VerbatimChar"/>
+              </w:rPr>
+              <w:t xml:space="preserve">fn_team_cancel_remove_member</w:t>
+            </w:r>
+          </w:p>
+        </w:tc>
+        <w:tc>
+          <w:tcPr/>
+          <w:p>
+            <w:pPr>
+              <w:pStyle w:val="Compact"/>
+            </w:pPr>
+            <w:r>
+              <w:t xml:space="preserve">T8</w:t>
+            </w:r>
+          </w:p>
+        </w:tc>
+        <w:tc>
+          <w:tcPr/>
+          <w:p>
+            <w:pPr>
+              <w:pStyle w:val="Compact"/>
+            </w:pPr>
+            <w:r>
+              <w:t xml:space="preserve">Annullamento di una richiesta di rimozione</w:t>
+            </w:r>
+          </w:p>
+        </w:tc>
+      </w:tr>
+      <w:tr>
+        <w:tc>
+          <w:tcPr/>
+          <w:p>
+            <w:pPr>
+              <w:pStyle w:val="Compact"/>
+            </w:pPr>
+            <w:r>
+              <w:rPr>
+                <w:rStyle w:val="VerbatimChar"/>
+              </w:rPr>
+              <w:t xml:space="preserve">fn_team_suspend_member</w:t>
+            </w:r>
+          </w:p>
+        </w:tc>
+        <w:tc>
+          <w:tcPr/>
+          <w:p>
+            <w:pPr>
+              <w:pStyle w:val="Compact"/>
+            </w:pPr>
+            <w:r>
+              <w:t xml:space="preserve">T6</w:t>
+            </w:r>
+          </w:p>
+        </w:tc>
+        <w:tc>
+          <w:tcPr/>
+          <w:p>
+            <w:pPr>
+              <w:pStyle w:val="Compact"/>
+            </w:pPr>
+            <w:r>
+              <w:t xml:space="preserve">Sospensione immediata (misura conservativa)</w:t>
+            </w:r>
+          </w:p>
+        </w:tc>
+      </w:tr>
+      <w:tr>
+        <w:tc>
+          <w:tcPr/>
+          <w:p>
+            <w:pPr>
+              <w:pStyle w:val="Compact"/>
+            </w:pPr>
+            <w:r>
+              <w:rPr>
+                <w:rStyle w:val="VerbatimChar"/>
+              </w:rPr>
+              <w:t xml:space="preserve">fn_team_unsuspend_member</w:t>
+            </w:r>
+          </w:p>
+        </w:tc>
+        <w:tc>
+          <w:tcPr/>
+          <w:p>
+            <w:pPr>
+              <w:pStyle w:val="Compact"/>
+            </w:pPr>
+            <w:r>
+              <w:t xml:space="preserve">T7</w:t>
+            </w:r>
+          </w:p>
+        </w:tc>
+        <w:tc>
+          <w:tcPr/>
+          <w:p>
+            <w:pPr>
+              <w:pStyle w:val="Compact"/>
+            </w:pPr>
+            <w:r>
+              <w:t xml:space="preserve">Revoca della sospensione</w:t>
+            </w:r>
+          </w:p>
+        </w:tc>
+      </w:tr>
+      <w:tr>
+        <w:tc>
+          <w:tcPr/>
+          <w:p>
+            <w:pPr>
+              <w:pStyle w:val="Compact"/>
+            </w:pPr>
+            <w:r>
+              <w:rPr>
+                <w:rStyle w:val="VerbatimChar"/>
+              </w:rPr>
+              <w:t xml:space="preserve">fn_validate_physical_account</w:t>
+            </w:r>
+          </w:p>
+        </w:tc>
+        <w:tc>
+          <w:tcPr/>
+          <w:p>
+            <w:pPr>
+              <w:pStyle w:val="Compact"/>
+            </w:pPr>
+            <w:r>
+              <w:t xml:space="preserve">—</w:t>
+            </w:r>
+          </w:p>
+        </w:tc>
+        <w:tc>
+          <w:tcPr/>
+          <w:p>
+            <w:pPr>
+              <w:pStyle w:val="Compact"/>
+            </w:pPr>
+            <w:r>
+              <w:t xml:space="preserve">Validazione fisica di un*/una</w:t>
             </w:r>
             <w:r>
               <w:t xml:space="preserve"> </w:t>
@@ -20683,320 +21822,6 @@
               </w:rPr>
               <w:t xml:space="preserve">reader</w:t>
             </w:r>
-            <w:r>
-              <w:t xml:space="preserve"> </w:t>
-            </w:r>
-            <w:r>
-              <w:t xml:space="preserve">→</w:t>
-            </w:r>
-            <w:r>
-              <w:t xml:space="preserve"> </w:t>
-            </w:r>
-            <w:r>
-              <w:rPr>
-                <w:rStyle w:val="VerbatimChar"/>
-              </w:rPr>
-              <w:t xml:space="preserve">librarian</w:t>
-            </w:r>
-          </w:p>
-        </w:tc>
-      </w:tr>
-      <w:tr>
-        <w:tc>
-          <w:tcPr/>
-          <w:p>
-            <w:pPr>
-              <w:pStyle w:val="Compact"/>
-            </w:pPr>
-            <w:r>
-              <w:rPr>
-                <w:rStyle w:val="VerbatimChar"/>
-              </w:rPr>
-              <w:t xml:space="preserve">fn_team_promote_to_coordenador</w:t>
-            </w:r>
-          </w:p>
-        </w:tc>
-        <w:tc>
-          <w:tcPr/>
-          <w:p>
-            <w:pPr>
-              <w:pStyle w:val="Compact"/>
-            </w:pPr>
-            <w:r>
-              <w:t xml:space="preserve">T2</w:t>
-            </w:r>
-          </w:p>
-        </w:tc>
-        <w:tc>
-          <w:tcPr/>
-          <w:p>
-            <w:pPr>
-              <w:pStyle w:val="Compact"/>
-            </w:pPr>
-            <w:r>
-              <w:t xml:space="preserve">Cooptazione</w:t>
-            </w:r>
-            <w:r>
-              <w:t xml:space="preserve"> </w:t>
-            </w:r>
-            <w:r>
-              <w:rPr>
-                <w:rStyle w:val="VerbatimChar"/>
-              </w:rPr>
-              <w:t xml:space="preserve">librarian</w:t>
-            </w:r>
-            <w:r>
-              <w:t xml:space="preserve"> </w:t>
-            </w:r>
-            <w:r>
-              <w:t xml:space="preserve">→</w:t>
-            </w:r>
-            <w:r>
-              <w:t xml:space="preserve"> </w:t>
-            </w:r>
-            <w:r>
-              <w:rPr>
-                <w:rStyle w:val="VerbatimChar"/>
-              </w:rPr>
-              <w:t xml:space="preserve">coordenador</w:t>
-            </w:r>
-          </w:p>
-        </w:tc>
-      </w:tr>
-      <w:tr>
-        <w:tc>
-          <w:tcPr/>
-          <w:p>
-            <w:pPr>
-              <w:pStyle w:val="Compact"/>
-            </w:pPr>
-            <w:r>
-              <w:rPr>
-                <w:rStyle w:val="VerbatimChar"/>
-              </w:rPr>
-              <w:t xml:space="preserve">fn_team_self_demote</w:t>
-            </w:r>
-          </w:p>
-        </w:tc>
-        <w:tc>
-          <w:tcPr/>
-          <w:p>
-            <w:pPr>
-              <w:pStyle w:val="Compact"/>
-            </w:pPr>
-            <w:r>
-              <w:t xml:space="preserve">T3, T4</w:t>
-            </w:r>
-          </w:p>
-        </w:tc>
-        <w:tc>
-          <w:tcPr/>
-          <w:p>
-            <w:pPr>
-              <w:pStyle w:val="Compact"/>
-            </w:pPr>
-            <w:r>
-              <w:t xml:space="preserve">Auto-retrocessione (« passo il testimone »)</w:t>
-            </w:r>
-          </w:p>
-        </w:tc>
-      </w:tr>
-      <w:tr>
-        <w:tc>
-          <w:tcPr/>
-          <w:p>
-            <w:pPr>
-              <w:pStyle w:val="Compact"/>
-            </w:pPr>
-            <w:r>
-              <w:rPr>
-                <w:rStyle w:val="VerbatimChar"/>
-              </w:rPr>
-              <w:t xml:space="preserve">fn_team_request_remove_member</w:t>
-            </w:r>
-          </w:p>
-        </w:tc>
-        <w:tc>
-          <w:tcPr/>
-          <w:p>
-            <w:pPr>
-              <w:pStyle w:val="Compact"/>
-            </w:pPr>
-            <w:r>
-              <w:t xml:space="preserve">T5</w:t>
-            </w:r>
-          </w:p>
-        </w:tc>
-        <w:tc>
-          <w:tcPr/>
-          <w:p>
-            <w:pPr>
-              <w:pStyle w:val="Compact"/>
-            </w:pPr>
-            <w:r>
-              <w:t xml:space="preserve">Richiesta di rimozione con carence 7g</w:t>
-            </w:r>
-          </w:p>
-        </w:tc>
-      </w:tr>
-      <w:tr>
-        <w:tc>
-          <w:tcPr/>
-          <w:p>
-            <w:pPr>
-              <w:pStyle w:val="Compact"/>
-            </w:pPr>
-            <w:r>
-              <w:rPr>
-                <w:rStyle w:val="VerbatimChar"/>
-              </w:rPr>
-              <w:t xml:space="preserve">fn_team_cancel_remove_member</w:t>
-            </w:r>
-          </w:p>
-        </w:tc>
-        <w:tc>
-          <w:tcPr/>
-          <w:p>
-            <w:pPr>
-              <w:pStyle w:val="Compact"/>
-            </w:pPr>
-            <w:r>
-              <w:t xml:space="preserve">T8</w:t>
-            </w:r>
-          </w:p>
-        </w:tc>
-        <w:tc>
-          <w:tcPr/>
-          <w:p>
-            <w:pPr>
-              <w:pStyle w:val="Compact"/>
-            </w:pPr>
-            <w:r>
-              <w:t xml:space="preserve">Annullamento di una richiesta di rimozione</w:t>
-            </w:r>
-          </w:p>
-        </w:tc>
-      </w:tr>
-      <w:tr>
-        <w:tc>
-          <w:tcPr/>
-          <w:p>
-            <w:pPr>
-              <w:pStyle w:val="Compact"/>
-            </w:pPr>
-            <w:r>
-              <w:rPr>
-                <w:rStyle w:val="VerbatimChar"/>
-              </w:rPr>
-              <w:t xml:space="preserve">fn_team_suspend_member</w:t>
-            </w:r>
-          </w:p>
-        </w:tc>
-        <w:tc>
-          <w:tcPr/>
-          <w:p>
-            <w:pPr>
-              <w:pStyle w:val="Compact"/>
-            </w:pPr>
-            <w:r>
-              <w:t xml:space="preserve">T6</w:t>
-            </w:r>
-          </w:p>
-        </w:tc>
-        <w:tc>
-          <w:tcPr/>
-          <w:p>
-            <w:pPr>
-              <w:pStyle w:val="Compact"/>
-            </w:pPr>
-            <w:r>
-              <w:t xml:space="preserve">Sospensione immediata (misura conservativa)</w:t>
-            </w:r>
-          </w:p>
-        </w:tc>
-      </w:tr>
-      <w:tr>
-        <w:tc>
-          <w:tcPr/>
-          <w:p>
-            <w:pPr>
-              <w:pStyle w:val="Compact"/>
-            </w:pPr>
-            <w:r>
-              <w:rPr>
-                <w:rStyle w:val="VerbatimChar"/>
-              </w:rPr>
-              <w:t xml:space="preserve">fn_team_unsuspend_member</w:t>
-            </w:r>
-          </w:p>
-        </w:tc>
-        <w:tc>
-          <w:tcPr/>
-          <w:p>
-            <w:pPr>
-              <w:pStyle w:val="Compact"/>
-            </w:pPr>
-            <w:r>
-              <w:t xml:space="preserve">T7</w:t>
-            </w:r>
-          </w:p>
-        </w:tc>
-        <w:tc>
-          <w:tcPr/>
-          <w:p>
-            <w:pPr>
-              <w:pStyle w:val="Compact"/>
-            </w:pPr>
-            <w:r>
-              <w:t xml:space="preserve">Revoca della sospensione</w:t>
-            </w:r>
-          </w:p>
-        </w:tc>
-      </w:tr>
-      <w:tr>
-        <w:tc>
-          <w:tcPr/>
-          <w:p>
-            <w:pPr>
-              <w:pStyle w:val="Compact"/>
-            </w:pPr>
-            <w:r>
-              <w:rPr>
-                <w:rStyle w:val="VerbatimChar"/>
-              </w:rPr>
-              <w:t xml:space="preserve">fn_validate_physical_account</w:t>
-            </w:r>
-          </w:p>
-        </w:tc>
-        <w:tc>
-          <w:tcPr/>
-          <w:p>
-            <w:pPr>
-              <w:pStyle w:val="Compact"/>
-            </w:pPr>
-            <w:r>
-              <w:t xml:space="preserve">—</w:t>
-            </w:r>
-          </w:p>
-        </w:tc>
-        <w:tc>
-          <w:tcPr/>
-          <w:p>
-            <w:pPr>
-              <w:pStyle w:val="Compact"/>
-            </w:pPr>
-            <w:r>
-              <w:t xml:space="preserve">Validazione fisica di un*/una</w:t>
-            </w:r>
-            <w:r>
-              <w:t xml:space="preserve"> </w:t>
-            </w:r>
-            <w:r>
-              <w:rPr>
-                <w:rStyle w:val="VerbatimChar"/>
-              </w:rPr>
-              <w:t xml:space="preserve">reader</w:t>
-            </w:r>
           </w:p>
         </w:tc>
       </w:tr>
@@ -21042,7 +21867,7 @@
               <w:rPr>
                 <w:rStyle w:val="VerbatimChar"/>
               </w:rPr>
-              <w:t xml:space="preserve">inactive</w:t>
+              <w:t xml:space="preserve">removed</w:t>
             </w:r>
             <w:r>
               <w:t xml:space="preserve"> </w:t>
@@ -21092,6 +21917,128 @@
         </w:tc>
       </w:tr>
     </w:tbl>
+    <w:p>
+      <w:pPr>
+        <w:pStyle w:val="BodyText"/>
+      </w:pPr>
+      <w:r>
+        <w:rPr>
+          <w:i/>
+          <w:iCs/>
+        </w:rPr>
+        <w:t xml:space="preserve">Le vecchie promozioni dirette</w:t>
+      </w:r>
+      <w:r>
+        <w:rPr>
+          <w:i/>
+          <w:iCs/>
+        </w:rPr>
+        <w:t xml:space="preserve"> </w:t>
+      </w:r>
+      <w:r>
+        <w:rPr>
+          <w:rStyle w:val="VerbatimChar"/>
+          <w:i/>
+          <w:iCs/>
+        </w:rPr>
+        <w:t xml:space="preserve">fn_team_promote_to_librarian</w:t>
+      </w:r>
+      <w:r>
+        <w:rPr>
+          <w:i/>
+          <w:iCs/>
+        </w:rPr>
+        <w:t xml:space="preserve"> </w:t>
+      </w:r>
+      <w:r>
+        <w:rPr>
+          <w:i/>
+          <w:iCs/>
+        </w:rPr>
+        <w:t xml:space="preserve">e</w:t>
+      </w:r>
+      <w:r>
+        <w:rPr>
+          <w:i/>
+          <w:iCs/>
+        </w:rPr>
+        <w:t xml:space="preserve"> </w:t>
+      </w:r>
+      <w:r>
+        <w:rPr>
+          <w:rStyle w:val="VerbatimChar"/>
+          <w:i/>
+          <w:iCs/>
+        </w:rPr>
+        <w:t xml:space="preserve">fn_team_promote_to_coordenador</w:t>
+      </w:r>
+      <w:r>
+        <w:rPr>
+          <w:i/>
+          <w:iCs/>
+        </w:rPr>
+        <w:t xml:space="preserve"> </w:t>
+      </w:r>
+      <w:r>
+        <w:rPr>
+          <w:i/>
+          <w:iCs/>
+        </w:rPr>
+        <w:t xml:space="preserve">sono</w:t>
+      </w:r>
+      <w:r>
+        <w:rPr>
+          <w:i/>
+          <w:iCs/>
+        </w:rPr>
+        <w:t xml:space="preserve"> </w:t>
+      </w:r>
+      <w:r>
+        <w:rPr>
+          <w:b/>
+          <w:bCs/>
+          <w:i/>
+          <w:iCs/>
+        </w:rPr>
+        <w:t xml:space="preserve">condannate</w:t>
+      </w:r>
+      <w:r>
+        <w:rPr>
+          <w:i/>
+          <w:iCs/>
+        </w:rPr>
+        <w:t xml:space="preserve"> </w:t>
+      </w:r>
+      <w:r>
+        <w:rPr>
+          <w:i/>
+          <w:iCs/>
+        </w:rPr>
+        <w:t xml:space="preserve">(26/08 e 01/09/2026): rifiutano con</w:t>
+      </w:r>
+      <w:r>
+        <w:rPr>
+          <w:i/>
+          <w:iCs/>
+        </w:rPr>
+        <w:t xml:space="preserve"> </w:t>
+      </w:r>
+      <w:r>
+        <w:rPr>
+          <w:rStyle w:val="VerbatimChar"/>
+          <w:i/>
+          <w:iCs/>
+        </w:rPr>
+        <w:t xml:space="preserve">collegiality_required</w:t>
+      </w:r>
+      <w:r>
+        <w:rPr>
+          <w:i/>
+          <w:iCs/>
+        </w:rPr>
+        <w:t xml:space="preserve">, indicando il cammino in tre tempi. Figurano qui solo perché il loro nome, incrociato in un vecchio documento, non faccia credere a un cammino attivo.</w:t>
+      </w:r>
+    </w:p>
     <w:bookmarkEnd w:id="166"/>
     <w:bookmarkStart w:id="167" w:name="funzioni-di-amministratoretrice-di-rete"/>
     <w:p>
@@ -22317,7 +23264,7 @@
         <w:pStyle w:val="Compact"/>
         <w:numPr>
           <w:ilvl w:val="0"/>
-          <w:numId w:val="1081"/>
+          <w:numId w:val="1082"/>
         </w:numPr>
       </w:pPr>
       <w:r>
@@ -22338,7 +23285,7 @@
         <w:pStyle w:val="Compact"/>
         <w:numPr>
           <w:ilvl w:val="0"/>
-          <w:numId w:val="1081"/>
+          <w:numId w:val="1082"/>
         </w:numPr>
       </w:pPr>
       <w:r>
@@ -22359,7 +23306,7 @@
         <w:pStyle w:val="Compact"/>
         <w:numPr>
           <w:ilvl w:val="0"/>
-          <w:numId w:val="1081"/>
+          <w:numId w:val="1082"/>
         </w:numPr>
       </w:pPr>
       <w:r>
@@ -22380,7 +23327,7 @@
         <w:pStyle w:val="Compact"/>
         <w:numPr>
           <w:ilvl w:val="0"/>
-          <w:numId w:val="1081"/>
+          <w:numId w:val="1082"/>
         </w:numPr>
       </w:pPr>
       <w:r>
@@ -23228,6 +24175,9 @@
     <w:abstractNumId w:val="991"/>
   </w:num>
   <w:num w:numId="1063">
+    <w:abstractNumId w:val="991"/>
+  </w:num>
+  <w:num w:numId="1064">
     <w:abstractNumId w:val="99411"/>
     <w:lvlOverride w:ilvl="0">
       <w:startOverride w:val="1"/>
@@ -23257,10 +24207,10 @@
       <w:startOverride w:val="1"/>
     </w:lvlOverride>
   </w:num>
-  <w:num w:numId="1064">
+  <w:num w:numId="1065">
     <w:abstractNumId w:val="991"/>
   </w:num>
-  <w:num w:numId="1065">
+  <w:num w:numId="1066">
     <w:abstractNumId w:val="99411"/>
     <w:lvlOverride w:ilvl="0">
       <w:startOverride w:val="1"/>
@@ -23290,10 +24240,10 @@
       <w:startOverride w:val="1"/>
     </w:lvlOverride>
   </w:num>
-  <w:num w:numId="1066">
+  <w:num w:numId="1067">
     <w:abstractNumId w:val="991"/>
   </w:num>
-  <w:num w:numId="1067">
+  <w:num w:numId="1068">
     <w:abstractNumId w:val="99411"/>
     <w:lvlOverride w:ilvl="0">
       <w:startOverride w:val="1"/>
@@ -23323,9 +24273,6 @@
       <w:startOverride w:val="1"/>
     </w:lvlOverride>
   </w:num>
-  <w:num w:numId="1068">
-    <w:abstractNumId w:val="991"/>
-  </w:num>
   <w:num w:numId="1069">
     <w:abstractNumId w:val="991"/>
   </w:num>
@@ -23333,6 +24280,9 @@
     <w:abstractNumId w:val="991"/>
   </w:num>
   <w:num w:numId="1071">
+    <w:abstractNumId w:val="991"/>
+  </w:num>
+  <w:num w:numId="1072">
     <w:abstractNumId w:val="99411"/>
     <w:lvlOverride w:ilvl="0">
       <w:startOverride w:val="1"/>
@@ -23362,13 +24312,13 @@
       <w:startOverride w:val="1"/>
     </w:lvlOverride>
   </w:num>
-  <w:num w:numId="1072">
-    <w:abstractNumId w:val="991"/>
-  </w:num>
   <w:num w:numId="1073">
     <w:abstractNumId w:val="991"/>
   </w:num>
   <w:num w:numId="1074">
+    <w:abstractNumId w:val="991"/>
+  </w:num>
+  <w:num w:numId="1075">
     <w:abstractNumId w:val="99411"/>
     <w:lvlOverride w:ilvl="0">
       <w:startOverride w:val="1"/>
@@ -23398,13 +24348,13 @@
       <w:startOverride w:val="1"/>
     </w:lvlOverride>
   </w:num>
-  <w:num w:numId="1075">
-    <w:abstractNumId w:val="991"/>
-  </w:num>
   <w:num w:numId="1076">
     <w:abstractNumId w:val="991"/>
   </w:num>
   <w:num w:numId="1077">
+    <w:abstractNumId w:val="991"/>
+  </w:num>
+  <w:num w:numId="1078">
     <w:abstractNumId w:val="99411"/>
     <w:lvlOverride w:ilvl="0">
       <w:startOverride w:val="1"/>
@@ -23434,9 +24384,6 @@
       <w:startOverride w:val="1"/>
     </w:lvlOverride>
   </w:num>
-  <w:num w:numId="1078">
-    <w:abstractNumId w:val="991"/>
-  </w:num>
   <w:num w:numId="1079">
     <w:abstractNumId w:val="991"/>
   </w:num>
@@ -23444,6 +24391,9 @@
     <w:abstractNumId w:val="991"/>
   </w:num>
   <w:num w:numId="1081">
+    <w:abstractNumId w:val="991"/>
+  </w:num>
+  <w:num w:numId="1082">
     <w:abstractNumId w:val="991"/>
   </w:num>
 </w:numbering>
